--- a/個人專題-庭園溫室栽培/01工作區/企劃/00-企劃/01-工作區/02網站地圖/庭園溫室栽培-網站地圖.docx
+++ b/個人專題-庭園溫室栽培/01工作區/企劃/00-企劃/01-工作區/02網站地圖/庭園溫室栽培-網站地圖.docx
@@ -1,6 +1,6 @@
 
 <file path=word/document.xml><?xml version="1.0" encoding="utf-8"?>
-<w:document xmlns:wpc="http://schemas.microsoft.com/office/word/2010/wordprocessingCanvas" xmlns:mc="http://schemas.openxmlformats.org/markup-compatibility/2006" xmlns:o="urn:schemas-microsoft-com:office:office" xmlns:r="http://schemas.openxmlformats.org/officeDocument/2006/relationships" xmlns:m="http://schemas.openxmlformats.org/officeDocument/2006/math" xmlns:v="urn:schemas-microsoft-com:vml" xmlns:wp14="http://schemas.microsoft.com/office/word/2010/wordprocessingDrawing" xmlns:wp="http://schemas.openxmlformats.org/drawingml/2006/wordprocessingDrawing" xmlns:w10="urn:schemas-microsoft-com:office:word" xmlns:w="http://schemas.openxmlformats.org/wordprocessingml/2006/main" xmlns:w14="http://schemas.microsoft.com/office/word/2010/wordml" xmlns:wpg="http://schemas.microsoft.com/office/word/2010/wordprocessingGroup" xmlns:wpi="http://schemas.microsoft.com/office/word/2010/wordprocessingInk" xmlns:wne="http://schemas.microsoft.com/office/word/2006/wordml" xmlns:wps="http://schemas.microsoft.com/office/word/2010/wordprocessingShape" mc:Ignorable="w14 wp14">
+<w:document xmlns:wpc="http://schemas.microsoft.com/office/word/2010/wordprocessingCanvas" xmlns:mc="http://schemas.openxmlformats.org/markup-compatibility/2006" xmlns:o="urn:schemas-microsoft-com:office:office" xmlns:r="http://schemas.openxmlformats.org/officeDocument/2006/relationships" xmlns:m="http://schemas.openxmlformats.org/officeDocument/2006/math" xmlns:v="urn:schemas-microsoft-com:vml" xmlns:wp14="http://schemas.microsoft.com/office/word/2010/wordprocessingDrawing" xmlns:wp="http://schemas.openxmlformats.org/drawingml/2006/wordprocessingDrawing" xmlns:w10="urn:schemas-microsoft-com:office:word" xmlns:w="http://schemas.openxmlformats.org/wordprocessingml/2006/main" xmlns:w14="http://schemas.microsoft.com/office/word/2010/wordml" xmlns:w15="http://schemas.microsoft.com/office/word/2012/wordml" xmlns:wpg="http://schemas.microsoft.com/office/word/2010/wordprocessingGroup" xmlns:wpi="http://schemas.microsoft.com/office/word/2010/wordprocessingInk" xmlns:wne="http://schemas.microsoft.com/office/word/2006/wordml" xmlns:wps="http://schemas.microsoft.com/office/word/2010/wordprocessingShape" mc:Ignorable="w14 w15 wp14">
   <w:body>
     <w:p>
       <w:pPr>
@@ -79,18 +79,8 @@
           <w:sz w:val="36"/>
           <w:szCs w:val="36"/>
         </w:rPr>
-        <w:t xml:space="preserve"> @</w:t>
-      </w:r>
-      <w:proofErr w:type="spellStart"/>
-      <w:r>
-        <w:rPr>
-          <w:rFonts w:ascii="標楷體" w:eastAsia="標楷體" w:hAnsi="標楷體" w:hint="eastAsia"/>
-          <w:sz w:val="36"/>
-          <w:szCs w:val="36"/>
-        </w:rPr>
-        <w:t>WuPaPa</w:t>
-      </w:r>
-      <w:proofErr w:type="spellEnd"/>
+        <w:t xml:space="preserve"> @WuPaPa</w:t>
+      </w:r>
       <w:r>
         <w:rPr>
           <w:rFonts w:ascii="標楷體" w:eastAsia="標楷體" w:hAnsi="標楷體" w:hint="eastAsia"/>
@@ -255,7 +245,6 @@
                 <w:szCs w:val="24"/>
               </w:rPr>
             </w:pPr>
-            <w:proofErr w:type="spellStart"/>
             <w:r>
               <w:rPr>
                 <w:rFonts w:ascii="標楷體" w:eastAsia="標楷體" w:hAnsi="標楷體" w:hint="eastAsia"/>
@@ -263,7 +252,6 @@
               </w:rPr>
               <w:t>NavBar</w:t>
             </w:r>
-            <w:proofErr w:type="spellEnd"/>
           </w:p>
           <w:p>
             <w:pPr>
@@ -453,23 +441,13 @@
               </w:rPr>
               <w:t>溫室</w:t>
             </w:r>
-            <w:proofErr w:type="gramStart"/>
             <w:r>
               <w:rPr>
                 <w:rFonts w:ascii="標楷體" w:eastAsia="標楷體" w:hAnsi="標楷體" w:hint="eastAsia"/>
                 <w:sz w:val="36"/>
                 <w:szCs w:val="36"/>
               </w:rPr>
-              <w:t>一</w:t>
-            </w:r>
-            <w:proofErr w:type="gramEnd"/>
-            <w:r>
-              <w:rPr>
-                <w:rFonts w:ascii="標楷體" w:eastAsia="標楷體" w:hAnsi="標楷體" w:hint="eastAsia"/>
-                <w:sz w:val="36"/>
-                <w:szCs w:val="36"/>
-              </w:rPr>
-              <w:t>隅</w:t>
+              <w:t>一隅</w:t>
             </w:r>
           </w:p>
         </w:tc>
@@ -676,20 +654,8 @@
                 <w:sz w:val="36"/>
                 <w:szCs w:val="36"/>
               </w:rPr>
-              <w:t>庭園農</w:t>
+              <w:t>庭園農誌</w:t>
             </w:r>
-            <w:bookmarkStart w:id="0" w:name="_GoBack"/>
-            <w:bookmarkEnd w:id="0"/>
-            <w:proofErr w:type="gramStart"/>
-            <w:r>
-              <w:rPr>
-                <w:rFonts w:ascii="標楷體" w:eastAsia="標楷體" w:hAnsi="標楷體" w:hint="eastAsia"/>
-                <w:sz w:val="36"/>
-                <w:szCs w:val="36"/>
-              </w:rPr>
-              <w:t>誌</w:t>
-            </w:r>
-            <w:proofErr w:type="gramEnd"/>
           </w:p>
         </w:tc>
         <w:tc>
@@ -1028,7 +994,6 @@
                 <w:szCs w:val="24"/>
               </w:rPr>
             </w:pPr>
-            <w:proofErr w:type="gramStart"/>
             <w:r>
               <w:rPr>
                 <w:rFonts w:ascii="標楷體" w:eastAsia="標楷體" w:hAnsi="標楷體" w:hint="eastAsia"/>
@@ -1036,7 +1001,6 @@
               </w:rPr>
               <w:t>粉專連結</w:t>
             </w:r>
-            <w:proofErr w:type="gramEnd"/>
           </w:p>
         </w:tc>
         <w:tc>
@@ -1148,7 +1112,7 @@
                     <pic:cNvPicPr/>
                   </pic:nvPicPr>
                   <pic:blipFill>
-                    <a:blip r:embed="rId9" cstate="print">
+                    <a:blip r:embed="rId8" cstate="print">
                       <a:extLst>
                         <a:ext uri="{28A0092B-C50C-407E-A947-70E740481C1C}">
                           <a14:useLocalDpi xmlns:a14="http://schemas.microsoft.com/office/drawing/2010/main" val="0"/>
@@ -1204,7 +1168,6 @@
           <w:szCs w:val="36"/>
         </w:rPr>
       </w:pPr>
-      <w:proofErr w:type="spellStart"/>
       <w:r>
         <w:rPr>
           <w:rFonts w:ascii="標楷體" w:eastAsia="標楷體" w:hAnsi="標楷體" w:hint="eastAsia"/>
@@ -1213,7 +1176,6 @@
         </w:rPr>
         <w:t>NavBar</w:t>
       </w:r>
-      <w:proofErr w:type="spellEnd"/>
     </w:p>
     <w:p>
       <w:pPr>
@@ -1256,7 +1218,14 @@
           <w:rFonts w:ascii="標楷體" w:eastAsia="標楷體" w:hAnsi="標楷體" w:hint="eastAsia"/>
           <w:szCs w:val="24"/>
         </w:rPr>
-        <w:t>釘在畫面上方</w:t>
+        <w:t>釘在畫面左</w:t>
+      </w:r>
+      <w:r>
+        <w:rPr>
+          <w:rFonts w:ascii="標楷體" w:eastAsia="標楷體" w:hAnsi="標楷體" w:hint="eastAsia"/>
+          <w:szCs w:val="24"/>
+        </w:rPr>
+        <w:t>方</w:t>
       </w:r>
     </w:p>
     <w:p>
@@ -1273,354 +1242,32 @@
           <w:szCs w:val="24"/>
         </w:rPr>
       </w:pPr>
-      <w:r>
-        <w:rPr>
-          <w:rFonts w:ascii="標楷體" w:eastAsia="標楷體" w:hAnsi="標楷體" w:hint="eastAsia"/>
-          <w:szCs w:val="24"/>
-        </w:rPr>
-        <w:t>滾輪下移</w:t>
-      </w:r>
-      <w:r>
-        <w:rPr>
-          <w:rFonts w:ascii="標楷體" w:eastAsia="標楷體" w:hAnsi="標楷體" w:hint="eastAsia"/>
-          <w:szCs w:val="24"/>
-        </w:rPr>
-        <w:t>到Banner</w:t>
-      </w:r>
-      <w:r>
-        <w:rPr>
-          <w:rFonts w:ascii="標楷體" w:eastAsia="標楷體" w:hAnsi="標楷體" w:hint="eastAsia"/>
-          <w:szCs w:val="24"/>
-        </w:rPr>
-        <w:t>後隱藏，滾輪向上顯現</w:t>
-      </w:r>
-    </w:p>
-    <w:p>
-      <w:pPr>
-        <w:pStyle w:val="a3"/>
-        <w:numPr>
-          <w:ilvl w:val="1"/>
-          <w:numId w:val="9"/>
-        </w:numPr>
-        <w:ind w:leftChars="0"/>
-        <w:jc w:val="both"/>
-        <w:rPr>
-          <w:rFonts w:ascii="標楷體" w:eastAsia="標楷體" w:hAnsi="標楷體"/>
-          <w:szCs w:val="24"/>
-        </w:rPr>
-      </w:pPr>
-      <w:hyperlink r:id="rId10" w:history="1">
+      <w:hyperlink r:id="rId9" w:history="1">
         <w:r>
           <w:rPr>
             <w:rStyle w:val="a5"/>
             <w:rFonts w:ascii="標楷體" w:eastAsia="標楷體" w:hAnsi="標楷體" w:hint="eastAsia"/>
             <w:szCs w:val="24"/>
           </w:rPr>
-          <w:t>參考效果</w:t>
+          <w:t>錨點</w:t>
+        </w:r>
+        <w:r>
+          <w:rPr>
+            <w:rStyle w:val="a5"/>
+            <w:rFonts w:ascii="標楷體" w:eastAsia="標楷體" w:hAnsi="標楷體" w:hint="eastAsia"/>
+            <w:szCs w:val="24"/>
+          </w:rPr>
+          <w:t>效</w:t>
+        </w:r>
+        <w:r>
+          <w:rPr>
+            <w:rStyle w:val="a5"/>
+            <w:rFonts w:ascii="標楷體" w:eastAsia="標楷體" w:hAnsi="標楷體" w:hint="eastAsia"/>
+            <w:szCs w:val="24"/>
+          </w:rPr>
+          <w:t>果</w:t>
         </w:r>
       </w:hyperlink>
-    </w:p>
-    <w:p>
-      <w:pPr>
-        <w:pStyle w:val="a3"/>
-        <w:numPr>
-          <w:ilvl w:val="0"/>
-          <w:numId w:val="9"/>
-        </w:numPr>
-        <w:ind w:leftChars="0"/>
-        <w:jc w:val="both"/>
-        <w:rPr>
-          <w:rFonts w:ascii="標楷體" w:eastAsia="標楷體" w:hAnsi="標楷體"/>
-          <w:sz w:val="36"/>
-          <w:szCs w:val="36"/>
-        </w:rPr>
-      </w:pPr>
-      <w:r>
-        <w:rPr>
-          <w:rFonts w:ascii="標楷體" w:eastAsia="標楷體" w:hAnsi="標楷體" w:hint="eastAsia"/>
-          <w:noProof/>
-          <w:sz w:val="36"/>
-          <w:szCs w:val="36"/>
-        </w:rPr>
-        <w:drawing>
-          <wp:anchor distT="0" distB="0" distL="114300" distR="114300" simplePos="0" relativeHeight="251664384" behindDoc="0" locked="0" layoutInCell="1" allowOverlap="1" wp14:anchorId="4BFE7F7F" wp14:editId="7D6DFFF4">
-            <wp:simplePos x="0" y="0"/>
-            <wp:positionH relativeFrom="column">
-              <wp:posOffset>3971925</wp:posOffset>
-            </wp:positionH>
-            <wp:positionV relativeFrom="paragraph">
-              <wp:posOffset>247650</wp:posOffset>
-            </wp:positionV>
-            <wp:extent cx="1457960" cy="971550"/>
-            <wp:effectExtent l="0" t="0" r="8890" b="0"/>
-            <wp:wrapSquare wrapText="bothSides"/>
-            <wp:docPr id="11" name="圖片 11"/>
-            <wp:cNvGraphicFramePr>
-              <a:graphicFrameLocks xmlns:a="http://schemas.openxmlformats.org/drawingml/2006/main" noChangeAspect="1"/>
-            </wp:cNvGraphicFramePr>
-            <a:graphic xmlns:a="http://schemas.openxmlformats.org/drawingml/2006/main">
-              <a:graphicData uri="http://schemas.openxmlformats.org/drawingml/2006/picture">
-                <pic:pic xmlns:pic="http://schemas.openxmlformats.org/drawingml/2006/picture">
-                  <pic:nvPicPr>
-                    <pic:cNvPr id="0" name="看板-移除文字.jpg"/>
-                    <pic:cNvPicPr/>
-                  </pic:nvPicPr>
-                  <pic:blipFill>
-                    <a:blip r:embed="rId11" cstate="print">
-                      <a:extLst>
-                        <a:ext uri="{28A0092B-C50C-407E-A947-70E740481C1C}">
-                          <a14:useLocalDpi xmlns:a14="http://schemas.microsoft.com/office/drawing/2010/main" val="0"/>
-                        </a:ext>
-                      </a:extLst>
-                    </a:blip>
-                    <a:stretch>
-                      <a:fillRect/>
-                    </a:stretch>
-                  </pic:blipFill>
-                  <pic:spPr>
-                    <a:xfrm>
-                      <a:off x="0" y="0"/>
-                      <a:ext cx="1457960" cy="971550"/>
-                    </a:xfrm>
-                    <a:prstGeom prst="rect">
-                      <a:avLst/>
-                    </a:prstGeom>
-                  </pic:spPr>
-                </pic:pic>
-              </a:graphicData>
-            </a:graphic>
-            <wp14:sizeRelH relativeFrom="page">
-              <wp14:pctWidth>0</wp14:pctWidth>
-            </wp14:sizeRelH>
-            <wp14:sizeRelV relativeFrom="page">
-              <wp14:pctHeight>0</wp14:pctHeight>
-            </wp14:sizeRelV>
-          </wp:anchor>
-        </w:drawing>
-      </w:r>
-      <w:r>
-        <w:rPr>
-          <w:rFonts w:ascii="標楷體" w:eastAsia="標楷體" w:hAnsi="標楷體" w:hint="eastAsia"/>
-          <w:noProof/>
-          <w:sz w:val="36"/>
-          <w:szCs w:val="36"/>
-        </w:rPr>
-        <w:drawing>
-          <wp:anchor distT="0" distB="0" distL="114300" distR="114300" simplePos="0" relativeHeight="251658240" behindDoc="0" locked="0" layoutInCell="1" allowOverlap="1" wp14:anchorId="00012529" wp14:editId="46FB5090">
-            <wp:simplePos x="0" y="0"/>
-            <wp:positionH relativeFrom="column">
-              <wp:posOffset>2133600</wp:posOffset>
-            </wp:positionH>
-            <wp:positionV relativeFrom="paragraph">
-              <wp:posOffset>247015</wp:posOffset>
-            </wp:positionV>
-            <wp:extent cx="1514475" cy="1008380"/>
-            <wp:effectExtent l="0" t="0" r="9525" b="1270"/>
-            <wp:wrapSquare wrapText="bothSides"/>
-            <wp:docPr id="1" name="圖片 1"/>
-            <wp:cNvGraphicFramePr>
-              <a:graphicFrameLocks xmlns:a="http://schemas.openxmlformats.org/drawingml/2006/main" noChangeAspect="1"/>
-            </wp:cNvGraphicFramePr>
-            <a:graphic xmlns:a="http://schemas.openxmlformats.org/drawingml/2006/main">
-              <a:graphicData uri="http://schemas.openxmlformats.org/drawingml/2006/picture">
-                <pic:pic xmlns:pic="http://schemas.openxmlformats.org/drawingml/2006/picture">
-                  <pic:nvPicPr>
-                    <pic:cNvPr id="0" name="white-wooden-arrow-way-direction_1304-3648.jpg"/>
-                    <pic:cNvPicPr/>
-                  </pic:nvPicPr>
-                  <pic:blipFill>
-                    <a:blip r:embed="rId12" cstate="print">
-                      <a:extLst>
-                        <a:ext uri="{28A0092B-C50C-407E-A947-70E740481C1C}">
-                          <a14:useLocalDpi xmlns:a14="http://schemas.microsoft.com/office/drawing/2010/main" val="0"/>
-                        </a:ext>
-                      </a:extLst>
-                    </a:blip>
-                    <a:stretch>
-                      <a:fillRect/>
-                    </a:stretch>
-                  </pic:blipFill>
-                  <pic:spPr>
-                    <a:xfrm>
-                      <a:off x="0" y="0"/>
-                      <a:ext cx="1514475" cy="1008380"/>
-                    </a:xfrm>
-                    <a:prstGeom prst="rect">
-                      <a:avLst/>
-                    </a:prstGeom>
-                  </pic:spPr>
-                </pic:pic>
-              </a:graphicData>
-            </a:graphic>
-            <wp14:sizeRelH relativeFrom="page">
-              <wp14:pctWidth>0</wp14:pctWidth>
-            </wp14:sizeRelH>
-            <wp14:sizeRelV relativeFrom="page">
-              <wp14:pctHeight>0</wp14:pctHeight>
-            </wp14:sizeRelV>
-          </wp:anchor>
-        </w:drawing>
-      </w:r>
-      <w:r>
-        <w:rPr>
-          <w:rFonts w:ascii="標楷體" w:eastAsia="標楷體" w:hAnsi="標楷體" w:hint="eastAsia"/>
-          <w:noProof/>
-          <w:sz w:val="36"/>
-          <w:szCs w:val="36"/>
-        </w:rPr>
-        <w:t>Banner</w:t>
-      </w:r>
-    </w:p>
-    <w:p>
-      <w:pPr>
-        <w:pStyle w:val="a3"/>
-        <w:ind w:leftChars="0" w:left="1440"/>
-        <w:jc w:val="both"/>
-        <w:rPr>
-          <w:rFonts w:ascii="標楷體" w:eastAsia="標楷體" w:hAnsi="標楷體"/>
-          <w:sz w:val="36"/>
-          <w:szCs w:val="36"/>
-        </w:rPr>
-      </w:pPr>
-    </w:p>
-    <w:p>
-      <w:pPr>
-        <w:pStyle w:val="a3"/>
-        <w:ind w:leftChars="0" w:left="1440"/>
-        <w:jc w:val="both"/>
-        <w:rPr>
-          <w:rFonts w:ascii="標楷體" w:eastAsia="標楷體" w:hAnsi="標楷體"/>
-          <w:sz w:val="36"/>
-          <w:szCs w:val="36"/>
-        </w:rPr>
-      </w:pPr>
-    </w:p>
-    <w:p>
-      <w:pPr>
-        <w:pStyle w:val="a3"/>
-        <w:numPr>
-          <w:ilvl w:val="1"/>
-          <w:numId w:val="9"/>
-        </w:numPr>
-        <w:ind w:leftChars="0"/>
-        <w:jc w:val="both"/>
-        <w:rPr>
-          <w:rFonts w:ascii="標楷體" w:eastAsia="標楷體" w:hAnsi="標楷體"/>
-          <w:szCs w:val="24"/>
-        </w:rPr>
-      </w:pPr>
-      <w:r>
-        <w:rPr>
-          <w:rFonts w:ascii="標楷體" w:eastAsia="標楷體" w:hAnsi="標楷體" w:hint="eastAsia"/>
-          <w:szCs w:val="24"/>
-        </w:rPr>
-        <w:t>parallax</w:t>
-      </w:r>
-    </w:p>
-    <w:p>
-      <w:pPr>
-        <w:pStyle w:val="a3"/>
-        <w:ind w:leftChars="0" w:left="1440"/>
-        <w:jc w:val="both"/>
-        <w:rPr>
-          <w:rFonts w:ascii="標楷體" w:eastAsia="標楷體" w:hAnsi="標楷體"/>
-          <w:szCs w:val="24"/>
-        </w:rPr>
-      </w:pPr>
-      <w:r>
-        <w:rPr>
-          <w:rFonts w:ascii="標楷體" w:eastAsia="標楷體" w:hAnsi="標楷體" w:hint="eastAsia"/>
-          <w:szCs w:val="24"/>
-        </w:rPr>
-        <w:t xml:space="preserve"> </w:t>
-      </w:r>
-      <w:r>
-        <w:rPr>
-          <w:rFonts w:ascii="標楷體" w:eastAsia="標楷體" w:hAnsi="標楷體" w:hint="eastAsia"/>
-          <w:szCs w:val="24"/>
-        </w:rPr>
-        <w:t>(輪播</w:t>
-      </w:r>
-      <w:r>
-        <w:rPr>
-          <w:rFonts w:ascii="標楷體" w:eastAsia="標楷體" w:hAnsi="標楷體" w:hint="eastAsia"/>
-          <w:szCs w:val="24"/>
-        </w:rPr>
-        <w:t>，至多6張</w:t>
-      </w:r>
-      <w:r>
-        <w:rPr>
-          <w:rFonts w:ascii="標楷體" w:eastAsia="標楷體" w:hAnsi="標楷體" w:hint="eastAsia"/>
-          <w:szCs w:val="24"/>
-        </w:rPr>
-        <w:t>)</w:t>
-      </w:r>
-    </w:p>
-    <w:p>
-      <w:pPr>
-        <w:pStyle w:val="a3"/>
-        <w:numPr>
-          <w:ilvl w:val="1"/>
-          <w:numId w:val="9"/>
-        </w:numPr>
-        <w:ind w:leftChars="0"/>
-        <w:jc w:val="both"/>
-        <w:rPr>
-          <w:rFonts w:ascii="標楷體" w:eastAsia="標楷體" w:hAnsi="標楷體"/>
-          <w:szCs w:val="24"/>
-        </w:rPr>
-      </w:pPr>
-      <w:r>
-        <w:rPr>
-          <w:rFonts w:ascii="標楷體" w:eastAsia="標楷體" w:hAnsi="標楷體" w:hint="eastAsia"/>
-          <w:szCs w:val="24"/>
-        </w:rPr>
-        <w:t>人物照片</w:t>
-      </w:r>
-    </w:p>
-    <w:p>
-      <w:pPr>
-        <w:pStyle w:val="a3"/>
-        <w:numPr>
-          <w:ilvl w:val="1"/>
-          <w:numId w:val="9"/>
-        </w:numPr>
-        <w:ind w:leftChars="0"/>
-        <w:jc w:val="both"/>
-        <w:rPr>
-          <w:rFonts w:ascii="標楷體" w:eastAsia="標楷體" w:hAnsi="標楷體"/>
-          <w:szCs w:val="24"/>
-        </w:rPr>
-      </w:pPr>
-      <w:r>
-        <w:rPr>
-          <w:rFonts w:ascii="標楷體" w:eastAsia="標楷體" w:hAnsi="標楷體" w:hint="eastAsia"/>
-          <w:szCs w:val="24"/>
-        </w:rPr>
-        <w:t>溫室照片</w:t>
-      </w:r>
-    </w:p>
-    <w:p>
-      <w:pPr>
-        <w:pStyle w:val="a3"/>
-        <w:numPr>
-          <w:ilvl w:val="1"/>
-          <w:numId w:val="9"/>
-        </w:numPr>
-        <w:ind w:leftChars="0"/>
-        <w:jc w:val="both"/>
-        <w:rPr>
-          <w:rFonts w:ascii="標楷體" w:eastAsia="標楷體" w:hAnsi="標楷體"/>
-          <w:szCs w:val="24"/>
-        </w:rPr>
-      </w:pPr>
-      <w:r>
-        <w:rPr>
-          <w:rFonts w:ascii="標楷體" w:eastAsia="標楷體" w:hAnsi="標楷體" w:hint="eastAsia"/>
-          <w:szCs w:val="24"/>
-        </w:rPr>
-        <w:t>水果照片</w:t>
-      </w:r>
     </w:p>
     <w:p>
       <w:pPr>
@@ -1721,7 +1368,7 @@
                     <pic:cNvPicPr/>
                   </pic:nvPicPr>
                   <pic:blipFill>
-                    <a:blip r:embed="rId13" cstate="print">
+                    <a:blip r:embed="rId10" cstate="print">
                       <a:extLst>
                         <a:ext uri="{28A0092B-C50C-407E-A947-70E740481C1C}">
                           <a14:useLocalDpi xmlns:a14="http://schemas.microsoft.com/office/drawing/2010/main" val="0"/>
@@ -1772,23 +1419,7 @@
           <w:rFonts w:ascii="標楷體" w:eastAsia="標楷體" w:hAnsi="標楷體" w:hint="eastAsia"/>
           <w:szCs w:val="24"/>
         </w:rPr>
-        <w:t>攜手投入並全心經營溫室，要證明愛不只能發電，還能是</w:t>
-      </w:r>
-      <w:proofErr w:type="gramStart"/>
-      <w:r>
-        <w:rPr>
-          <w:rFonts w:ascii="標楷體" w:eastAsia="標楷體" w:hAnsi="標楷體" w:hint="eastAsia"/>
-          <w:szCs w:val="24"/>
-        </w:rPr>
-        <w:t>最</w:t>
-      </w:r>
-      <w:proofErr w:type="gramEnd"/>
-      <w:r>
-        <w:rPr>
-          <w:rFonts w:ascii="標楷體" w:eastAsia="標楷體" w:hAnsi="標楷體" w:hint="eastAsia"/>
-          <w:szCs w:val="24"/>
-        </w:rPr>
-        <w:t>棒的肥料。</w:t>
+        <w:t>攜手投入並全心經營溫室，要證明愛不只能發電，還能是最棒的肥料。</w:t>
       </w:r>
       <w:r>
         <w:rPr>
@@ -1939,7 +1570,6 @@
           <w:sz w:val="36"/>
           <w:szCs w:val="36"/>
         </w:rPr>
-        <w:lastRenderedPageBreak/>
         <w:t>關於溫室</w:t>
       </w:r>
     </w:p>
@@ -2064,19 +1694,38 @@
     </w:p>
     <w:p>
       <w:pPr>
-        <w:jc w:val="both"/>
-        <w:rPr>
-          <w:rFonts w:ascii="標楷體" w:eastAsia="標楷體" w:hAnsi="標楷體"/>
-          <w:sz w:val="36"/>
-          <w:szCs w:val="36"/>
-        </w:rPr>
-      </w:pPr>
-      <w:r>
-        <w:rPr>
-          <w:rFonts w:ascii="標楷體" w:eastAsia="標楷體" w:hAnsi="標楷體" w:hint="eastAsia"/>
-          <w:sz w:val="36"/>
-          <w:szCs w:val="36"/>
-        </w:rPr>
+        <w:widowControl/>
+        <w:rPr>
+          <w:rFonts w:ascii="標楷體" w:eastAsia="標楷體" w:hAnsi="標楷體"/>
+          <w:sz w:val="36"/>
+          <w:szCs w:val="36"/>
+        </w:rPr>
+      </w:pPr>
+      <w:r>
+        <w:rPr>
+          <w:rFonts w:ascii="標楷體" w:eastAsia="標楷體" w:hAnsi="標楷體"/>
+          <w:sz w:val="36"/>
+          <w:szCs w:val="36"/>
+        </w:rPr>
+        <w:br w:type="page"/>
+      </w:r>
+    </w:p>
+    <w:p>
+      <w:pPr>
+        <w:jc w:val="both"/>
+        <w:rPr>
+          <w:rFonts w:ascii="標楷體" w:eastAsia="標楷體" w:hAnsi="標楷體"/>
+          <w:sz w:val="36"/>
+          <w:szCs w:val="36"/>
+        </w:rPr>
+      </w:pPr>
+      <w:r>
+        <w:rPr>
+          <w:rFonts w:ascii="標楷體" w:eastAsia="標楷體" w:hAnsi="標楷體" w:hint="eastAsia"/>
+          <w:sz w:val="36"/>
+          <w:szCs w:val="36"/>
+        </w:rPr>
+        <w:lastRenderedPageBreak/>
         <w:t>庭園</w:t>
       </w:r>
       <w:r>
@@ -2111,14 +1760,32 @@
         </w:rPr>
         <w:tab/>
       </w:r>
-      <w:hyperlink r:id="rId14" w:history="1">
+      <w:hyperlink r:id="rId11" w:history="1">
         <w:r>
           <w:rPr>
             <w:rStyle w:val="a5"/>
             <w:rFonts w:ascii="標楷體" w:eastAsia="標楷體" w:hAnsi="標楷體" w:hint="eastAsia"/>
             <w:szCs w:val="24"/>
           </w:rPr>
-          <w:t>(縮圖+簡介，滑鼠碰到後顯示詳細介紹)</w:t>
+          <w:t>(縮圖+簡介，滑鼠碰到後顯示詳細</w:t>
+        </w:r>
+        <w:bookmarkStart w:id="0" w:name="_GoBack"/>
+        <w:bookmarkEnd w:id="0"/>
+        <w:r>
+          <w:rPr>
+            <w:rStyle w:val="a5"/>
+            <w:rFonts w:ascii="標楷體" w:eastAsia="標楷體" w:hAnsi="標楷體" w:hint="eastAsia"/>
+            <w:szCs w:val="24"/>
+          </w:rPr>
+          <w:t>介</w:t>
+        </w:r>
+        <w:r>
+          <w:rPr>
+            <w:rStyle w:val="a5"/>
+            <w:rFonts w:ascii="標楷體" w:eastAsia="標楷體" w:hAnsi="標楷體" w:hint="eastAsia"/>
+            <w:szCs w:val="24"/>
+          </w:rPr>
+          <w:t>紹)</w:t>
         </w:r>
       </w:hyperlink>
     </w:p>
@@ -2191,7 +1858,7 @@
                     <pic:cNvPicPr/>
                   </pic:nvPicPr>
                   <pic:blipFill>
-                    <a:blip r:embed="rId15" cstate="print">
+                    <a:blip r:embed="rId12" cstate="print">
                       <a:extLst>
                         <a:ext uri="{28A0092B-C50C-407E-A947-70E740481C1C}">
                           <a14:useLocalDpi xmlns:a14="http://schemas.microsoft.com/office/drawing/2010/main" val="0"/>
@@ -2244,7 +1911,6 @@
         </w:rPr>
         <w:t>，果肉</w:t>
       </w:r>
-      <w:proofErr w:type="gramStart"/>
       <w:r>
         <w:rPr>
           <w:rFonts w:ascii="標楷體" w:eastAsia="標楷體" w:hAnsi="標楷體" w:hint="eastAsia"/>
@@ -2252,7 +1918,6 @@
         </w:rPr>
         <w:t>為淡白綠色</w:t>
       </w:r>
-      <w:proofErr w:type="gramEnd"/>
       <w:r>
         <w:rPr>
           <w:rFonts w:ascii="標楷體" w:eastAsia="標楷體" w:hAnsi="標楷體" w:hint="eastAsia"/>
@@ -2272,46 +1937,14 @@
           <w:rFonts w:ascii="標楷體" w:eastAsia="標楷體" w:hAnsi="標楷體" w:hint="eastAsia"/>
           <w:szCs w:val="24"/>
         </w:rPr>
-        <w:t>口感香甜！每</w:t>
-      </w:r>
-      <w:proofErr w:type="gramStart"/>
-      <w:r>
-        <w:rPr>
-          <w:rFonts w:ascii="標楷體" w:eastAsia="標楷體" w:hAnsi="標楷體" w:hint="eastAsia"/>
-          <w:szCs w:val="24"/>
-        </w:rPr>
-        <w:t>棵瓜藤只</w:t>
-      </w:r>
-      <w:proofErr w:type="gramEnd"/>
-      <w:r>
-        <w:rPr>
-          <w:rFonts w:ascii="標楷體" w:eastAsia="標楷體" w:hAnsi="標楷體" w:hint="eastAsia"/>
-          <w:szCs w:val="24"/>
-        </w:rPr>
-        <w:t>留1~2個果實(一般留7-10果實)</w:t>
-      </w:r>
-      <w:r>
-        <w:rPr>
-          <w:rFonts w:ascii="標楷體" w:eastAsia="標楷體" w:hAnsi="標楷體" w:hint="eastAsia"/>
-          <w:szCs w:val="24"/>
-        </w:rPr>
-        <w:t>，重質</w:t>
-      </w:r>
-      <w:proofErr w:type="gramStart"/>
-      <w:r>
-        <w:rPr>
-          <w:rFonts w:ascii="標楷體" w:eastAsia="標楷體" w:hAnsi="標楷體" w:hint="eastAsia"/>
-          <w:szCs w:val="24"/>
-        </w:rPr>
-        <w:t>不</w:t>
-      </w:r>
-      <w:proofErr w:type="gramEnd"/>
-      <w:r>
-        <w:rPr>
-          <w:rFonts w:ascii="標楷體" w:eastAsia="標楷體" w:hAnsi="標楷體" w:hint="eastAsia"/>
-          <w:szCs w:val="24"/>
-        </w:rPr>
-        <w:t>重量的栽培方式，就是我們的品質保證！</w:t>
+        <w:t>口感香甜！每棵瓜藤只留1~2個果實(一般留7-10果實)</w:t>
+      </w:r>
+      <w:r>
+        <w:rPr>
+          <w:rFonts w:ascii="標楷體" w:eastAsia="標楷體" w:hAnsi="標楷體" w:hint="eastAsia"/>
+          <w:szCs w:val="24"/>
+        </w:rPr>
+        <w:t>，重質不重量的栽培方式，就是我們的品質保證！</w:t>
       </w:r>
     </w:p>
     <w:p>
@@ -2380,7 +2013,7 @@
                     <pic:cNvPicPr/>
                   </pic:nvPicPr>
                   <pic:blipFill>
-                    <a:blip r:embed="rId16" cstate="print">
+                    <a:blip r:embed="rId13" cstate="print">
                       <a:extLst>
                         <a:ext uri="{28A0092B-C50C-407E-A947-70E740481C1C}">
                           <a14:useLocalDpi xmlns:a14="http://schemas.microsoft.com/office/drawing/2010/main" val="0"/>
@@ -2448,39 +2081,14 @@
           <w:rFonts w:ascii="標楷體" w:eastAsia="標楷體" w:hAnsi="標楷體"/>
           <w:szCs w:val="24"/>
         </w:rPr>
-        <w:t>果實呈現橢圓形、顏色為正紅色。</w:t>
-      </w:r>
-      <w:proofErr w:type="gramStart"/>
-      <w:r>
-        <w:rPr>
-          <w:rFonts w:ascii="標楷體" w:eastAsia="標楷體" w:hAnsi="標楷體"/>
-          <w:szCs w:val="24"/>
-        </w:rPr>
-        <w:t>皮薄汁多</w:t>
-      </w:r>
-      <w:proofErr w:type="gramEnd"/>
-      <w:r>
-        <w:rPr>
-          <w:rFonts w:ascii="標楷體" w:eastAsia="標楷體" w:hAnsi="標楷體"/>
-          <w:szCs w:val="24"/>
-        </w:rPr>
-        <w:t>、甜度高。</w:t>
-      </w:r>
-      <w:proofErr w:type="gramStart"/>
-      <w:r>
-        <w:rPr>
-          <w:rFonts w:ascii="標楷體" w:eastAsia="標楷體" w:hAnsi="標楷體" w:hint="eastAsia"/>
-          <w:szCs w:val="24"/>
-        </w:rPr>
-        <w:t>採</w:t>
-      </w:r>
-      <w:proofErr w:type="gramEnd"/>
-      <w:r>
-        <w:rPr>
-          <w:rFonts w:ascii="標楷體" w:eastAsia="標楷體" w:hAnsi="標楷體" w:hint="eastAsia"/>
-          <w:szCs w:val="24"/>
-        </w:rPr>
-        <w:t>收期11月-4月，</w:t>
+        <w:t>果實呈現橢圓形、顏色為正紅色。皮薄汁多、甜度高。</w:t>
+      </w:r>
+      <w:r>
+        <w:rPr>
+          <w:rFonts w:ascii="標楷體" w:eastAsia="標楷體" w:hAnsi="標楷體" w:hint="eastAsia"/>
+          <w:szCs w:val="24"/>
+        </w:rPr>
+        <w:t>採收期11月-4月，</w:t>
       </w:r>
       <w:r>
         <w:rPr>
@@ -2558,7 +2166,7 @@
                     <pic:cNvPicPr/>
                   </pic:nvPicPr>
                   <pic:blipFill>
-                    <a:blip r:embed="rId17" cstate="print">
+                    <a:blip r:embed="rId14" cstate="print">
                       <a:extLst>
                         <a:ext uri="{28A0092B-C50C-407E-A947-70E740481C1C}">
                           <a14:useLocalDpi xmlns:a14="http://schemas.microsoft.com/office/drawing/2010/main" val="0"/>
@@ -2637,7 +2245,6 @@
           <w:sz w:val="36"/>
           <w:szCs w:val="36"/>
         </w:rPr>
-        <w:lastRenderedPageBreak/>
         <w:t>庭園消息</w:t>
       </w:r>
     </w:p>
@@ -2657,32 +2264,14 @@
         </w:rPr>
         <w:tab/>
       </w:r>
-      <w:hyperlink r:id="rId18" w:history="1">
+      <w:hyperlink r:id="rId15" w:history="1">
         <w:r>
           <w:rPr>
             <w:rStyle w:val="a5"/>
             <w:rFonts w:ascii="標楷體" w:eastAsia="標楷體" w:hAnsi="標楷體" w:hint="eastAsia"/>
             <w:szCs w:val="24"/>
           </w:rPr>
-          <w:t>(</w:t>
-        </w:r>
-        <w:proofErr w:type="gramStart"/>
-        <w:r>
-          <w:rPr>
-            <w:rStyle w:val="a5"/>
-            <w:rFonts w:ascii="標楷體" w:eastAsia="標楷體" w:hAnsi="標楷體" w:hint="eastAsia"/>
-            <w:szCs w:val="24"/>
-          </w:rPr>
-          <w:t>用縮圖</w:t>
-        </w:r>
-        <w:proofErr w:type="gramEnd"/>
-        <w:r>
-          <w:rPr>
-            <w:rStyle w:val="a5"/>
-            <w:rFonts w:ascii="標楷體" w:eastAsia="標楷體" w:hAnsi="標楷體" w:hint="eastAsia"/>
-            <w:szCs w:val="24"/>
-          </w:rPr>
-          <w:t>方式+read more來呈現</w:t>
+          <w:t>(用縮圖方式+read more來呈現</w:t>
         </w:r>
         <w:r>
           <w:rPr>
@@ -2752,23 +2341,7 @@
           <w:rFonts w:ascii="標楷體" w:eastAsia="標楷體" w:hAnsi="標楷體" w:hint="eastAsia"/>
           <w:szCs w:val="24"/>
         </w:rPr>
-        <w:t>(FB</w:t>
-      </w:r>
-      <w:proofErr w:type="gramStart"/>
-      <w:r>
-        <w:rPr>
-          <w:rFonts w:ascii="標楷體" w:eastAsia="標楷體" w:hAnsi="標楷體" w:hint="eastAsia"/>
-          <w:szCs w:val="24"/>
-        </w:rPr>
-        <w:t>粉專截圖/串粉專</w:t>
-      </w:r>
-      <w:proofErr w:type="gramEnd"/>
-      <w:r>
-        <w:rPr>
-          <w:rFonts w:ascii="標楷體" w:eastAsia="標楷體" w:hAnsi="標楷體" w:hint="eastAsia"/>
-          <w:szCs w:val="24"/>
-        </w:rPr>
-        <w:t>API)</w:t>
+        <w:t>(FB粉專截圖/串粉專API)</w:t>
       </w:r>
     </w:p>
     <w:p>
@@ -2814,6 +2387,7 @@
           <w:rFonts w:ascii="標楷體" w:eastAsia="標楷體" w:hAnsi="標楷體" w:hint="eastAsia"/>
           <w:szCs w:val="24"/>
         </w:rPr>
+        <w:lastRenderedPageBreak/>
         <w:t>分享</w:t>
       </w:r>
       <w:r>
@@ -2912,7 +2486,7 @@
                     <pic:cNvPicPr/>
                   </pic:nvPicPr>
                   <pic:blipFill>
-                    <a:blip r:embed="rId19" cstate="print">
+                    <a:blip r:embed="rId16" cstate="print">
                       <a:extLst>
                         <a:ext uri="{28A0092B-C50C-407E-A947-70E740481C1C}">
                           <a14:useLocalDpi xmlns:a14="http://schemas.microsoft.com/office/drawing/2010/main" val="0"/>
@@ -2975,7 +2549,7 @@
                     <pic:cNvPicPr/>
                   </pic:nvPicPr>
                   <pic:blipFill>
-                    <a:blip r:embed="rId20" cstate="print">
+                    <a:blip r:embed="rId17" cstate="print">
                       <a:extLst>
                         <a:ext uri="{28A0092B-C50C-407E-A947-70E740481C1C}">
                           <a14:useLocalDpi xmlns:a14="http://schemas.microsoft.com/office/drawing/2010/main" val="0"/>
@@ -3092,7 +2666,7 @@
                     <pic:cNvPicPr/>
                   </pic:nvPicPr>
                   <pic:blipFill>
-                    <a:blip r:embed="rId21" cstate="print">
+                    <a:blip r:embed="rId18" cstate="print">
                       <a:extLst>
                         <a:ext uri="{28A0092B-C50C-407E-A947-70E740481C1C}">
                           <a14:useLocalDpi xmlns:a14="http://schemas.microsoft.com/office/drawing/2010/main" val="0"/>
@@ -3129,17 +2703,8 @@
           <w:rFonts w:ascii="標楷體" w:eastAsia="標楷體" w:hAnsi="標楷體" w:hint="eastAsia"/>
           <w:szCs w:val="24"/>
         </w:rPr>
-        <w:t>小番茄-</w:t>
-      </w:r>
-      <w:proofErr w:type="gramStart"/>
-      <w:r>
-        <w:rPr>
-          <w:rFonts w:ascii="標楷體" w:eastAsia="標楷體" w:hAnsi="標楷體" w:hint="eastAsia"/>
-          <w:szCs w:val="24"/>
-        </w:rPr>
-        <w:t>梅釀番茄</w:t>
-      </w:r>
-      <w:proofErr w:type="gramEnd"/>
+        <w:t>小番茄-梅釀番茄</w:t>
+      </w:r>
     </w:p>
     <w:p>
       <w:pPr>
@@ -3275,25 +2840,8 @@
           <w:rFonts w:ascii="標楷體" w:eastAsia="標楷體" w:hAnsi="標楷體" w:hint="eastAsia"/>
           <w:szCs w:val="24"/>
         </w:rPr>
-        <w:t>燒開熱水後放入小番茄10顆，大約1分鐘即可取出，之後</w:t>
-      </w:r>
-      <w:proofErr w:type="gramStart"/>
-      <w:r>
-        <w:rPr>
-          <w:rFonts w:ascii="標楷體" w:eastAsia="標楷體" w:hAnsi="標楷體" w:hint="eastAsia"/>
-          <w:szCs w:val="24"/>
-        </w:rPr>
-        <w:t>馬上泡入冷水</w:t>
-      </w:r>
-      <w:proofErr w:type="gramEnd"/>
-      <w:r>
-        <w:rPr>
-          <w:rFonts w:ascii="標楷體" w:eastAsia="標楷體" w:hAnsi="標楷體" w:hint="eastAsia"/>
-          <w:szCs w:val="24"/>
-        </w:rPr>
-        <w:t>浸泡，皮會自動就裂開，再一一剝下番茄的表皮。</w:t>
-      </w:r>
-      <w:proofErr w:type="gramStart"/>
+        <w:t>燒開熱水後放入小番茄10顆，大約1分鐘即可取出，之後馬上泡入冷水浸泡，皮會自動就裂開，再一一剝下番茄的表皮。</w:t>
+      </w:r>
       <w:r>
         <w:rPr>
           <w:rFonts w:ascii="標楷體" w:eastAsia="標楷體" w:hAnsi="標楷體" w:hint="eastAsia"/>
@@ -3306,15 +2854,7 @@
           <w:rFonts w:ascii="標楷體" w:eastAsia="標楷體" w:hAnsi="標楷體" w:hint="eastAsia"/>
           <w:szCs w:val="24"/>
         </w:rPr>
-        <w:t>取溫開水</w:t>
-      </w:r>
-      <w:proofErr w:type="gramEnd"/>
-      <w:r>
-        <w:rPr>
-          <w:rFonts w:ascii="標楷體" w:eastAsia="標楷體" w:hAnsi="標楷體" w:hint="eastAsia"/>
-          <w:szCs w:val="24"/>
-        </w:rPr>
-        <w:t>500c.c.，放入砂糖、酸梅之後放入番茄，浸泡醃漬約3至4</w:t>
+        <w:t>取溫開水500c.c.，放入砂糖、酸梅之後放入番茄，浸泡醃漬約3至4</w:t>
       </w:r>
       <w:r>
         <w:rPr>
@@ -3514,15 +3054,7 @@
           <w:rFonts w:ascii="標楷體" w:eastAsia="標楷體" w:hAnsi="標楷體" w:hint="eastAsia"/>
           <w:szCs w:val="24"/>
         </w:rPr>
-        <w:t>採用黑</w:t>
-      </w:r>
-      <w:proofErr w:type="gramStart"/>
-      <w:r>
-        <w:rPr>
-          <w:rFonts w:ascii="標楷體" w:eastAsia="標楷體" w:hAnsi="標楷體" w:hint="eastAsia"/>
-          <w:szCs w:val="24"/>
-        </w:rPr>
-        <w:t>貓宅</w:t>
+        <w:t>採用黑貓宅</w:t>
       </w:r>
       <w:r>
         <w:rPr>
@@ -3536,15 +3068,7 @@
           <w:rFonts w:ascii="標楷體" w:eastAsia="標楷體" w:hAnsi="標楷體" w:hint="eastAsia"/>
           <w:szCs w:val="24"/>
         </w:rPr>
-        <w:t>便物</w:t>
-      </w:r>
-      <w:proofErr w:type="gramEnd"/>
-      <w:r>
-        <w:rPr>
-          <w:rFonts w:ascii="標楷體" w:eastAsia="標楷體" w:hAnsi="標楷體" w:hint="eastAsia"/>
-          <w:szCs w:val="24"/>
-        </w:rPr>
-        <w:t>流</w:t>
+        <w:t>便物流</w:t>
       </w:r>
       <w:r>
         <w:rPr>
@@ -3852,37 +3376,12 @@
           <w:szCs w:val="24"/>
         </w:rPr>
       </w:pPr>
-      <w:proofErr w:type="gramStart"/>
-      <w:r>
-        <w:rPr>
-          <w:rFonts w:ascii="標楷體" w:eastAsia="標楷體" w:hAnsi="標楷體" w:hint="eastAsia"/>
-          <w:szCs w:val="24"/>
-        </w:rPr>
-        <w:t>粉專連結</w:t>
-      </w:r>
-      <w:proofErr w:type="gramEnd"/>
-      <w:r>
-        <w:rPr>
-          <w:rFonts w:ascii="標楷體" w:eastAsia="標楷體" w:hAnsi="標楷體" w:hint="eastAsia"/>
-          <w:szCs w:val="24"/>
-        </w:rPr>
-        <w:t>(</w:t>
-      </w:r>
-      <w:proofErr w:type="spellStart"/>
-      <w:r>
-        <w:rPr>
-          <w:rFonts w:ascii="標楷體" w:eastAsia="標楷體" w:hAnsi="標楷體" w:hint="eastAsia"/>
-          <w:szCs w:val="24"/>
-        </w:rPr>
-        <w:t>QRcode</w:t>
-      </w:r>
-      <w:proofErr w:type="spellEnd"/>
-      <w:r>
-        <w:rPr>
-          <w:rFonts w:ascii="標楷體" w:eastAsia="標楷體" w:hAnsi="標楷體" w:hint="eastAsia"/>
-          <w:szCs w:val="24"/>
-        </w:rPr>
-        <w:t>/icon)</w:t>
+      <w:r>
+        <w:rPr>
+          <w:rFonts w:ascii="標楷體" w:eastAsia="標楷體" w:hAnsi="標楷體" w:hint="eastAsia"/>
+          <w:szCs w:val="24"/>
+        </w:rPr>
+        <w:t>粉專連結(QRcode/icon)</w:t>
       </w:r>
     </w:p>
     <w:p>
@@ -3971,7 +3470,7 @@
 </file>
 
 <file path=word/endnotes.xml><?xml version="1.0" encoding="utf-8"?>
-<w:endnotes xmlns:wpc="http://schemas.microsoft.com/office/word/2010/wordprocessingCanvas" xmlns:mc="http://schemas.openxmlformats.org/markup-compatibility/2006" xmlns:o="urn:schemas-microsoft-com:office:office" xmlns:r="http://schemas.openxmlformats.org/officeDocument/2006/relationships" xmlns:m="http://schemas.openxmlformats.org/officeDocument/2006/math" xmlns:v="urn:schemas-microsoft-com:vml" xmlns:wp14="http://schemas.microsoft.com/office/word/2010/wordprocessingDrawing" xmlns:wp="http://schemas.openxmlformats.org/drawingml/2006/wordprocessingDrawing" xmlns:w10="urn:schemas-microsoft-com:office:word" xmlns:w="http://schemas.openxmlformats.org/wordprocessingml/2006/main" xmlns:w14="http://schemas.microsoft.com/office/word/2010/wordml" xmlns:wpg="http://schemas.microsoft.com/office/word/2010/wordprocessingGroup" xmlns:wpi="http://schemas.microsoft.com/office/word/2010/wordprocessingInk" xmlns:wne="http://schemas.microsoft.com/office/word/2006/wordml" xmlns:wps="http://schemas.microsoft.com/office/word/2010/wordprocessingShape" mc:Ignorable="w14 wp14">
+<w:endnotes xmlns:wpc="http://schemas.microsoft.com/office/word/2010/wordprocessingCanvas" xmlns:mc="http://schemas.openxmlformats.org/markup-compatibility/2006" xmlns:o="urn:schemas-microsoft-com:office:office" xmlns:r="http://schemas.openxmlformats.org/officeDocument/2006/relationships" xmlns:m="http://schemas.openxmlformats.org/officeDocument/2006/math" xmlns:v="urn:schemas-microsoft-com:vml" xmlns:wp14="http://schemas.microsoft.com/office/word/2010/wordprocessingDrawing" xmlns:wp="http://schemas.openxmlformats.org/drawingml/2006/wordprocessingDrawing" xmlns:w10="urn:schemas-microsoft-com:office:word" xmlns:w="http://schemas.openxmlformats.org/wordprocessingml/2006/main" xmlns:w14="http://schemas.microsoft.com/office/word/2010/wordml" xmlns:w15="http://schemas.microsoft.com/office/word/2012/wordml" xmlns:wpg="http://schemas.microsoft.com/office/word/2010/wordprocessingGroup" xmlns:wpi="http://schemas.microsoft.com/office/word/2010/wordprocessingInk" xmlns:wne="http://schemas.microsoft.com/office/word/2006/wordml" xmlns:wps="http://schemas.microsoft.com/office/word/2010/wordprocessingShape" mc:Ignorable="w14 w15 wp14">
   <w:endnote w:type="separator" w:id="-1">
     <w:p>
       <w:r>
@@ -3990,7 +3489,7 @@
 </file>
 
 <file path=word/footnotes.xml><?xml version="1.0" encoding="utf-8"?>
-<w:footnotes xmlns:wpc="http://schemas.microsoft.com/office/word/2010/wordprocessingCanvas" xmlns:mc="http://schemas.openxmlformats.org/markup-compatibility/2006" xmlns:o="urn:schemas-microsoft-com:office:office" xmlns:r="http://schemas.openxmlformats.org/officeDocument/2006/relationships" xmlns:m="http://schemas.openxmlformats.org/officeDocument/2006/math" xmlns:v="urn:schemas-microsoft-com:vml" xmlns:wp14="http://schemas.microsoft.com/office/word/2010/wordprocessingDrawing" xmlns:wp="http://schemas.openxmlformats.org/drawingml/2006/wordprocessingDrawing" xmlns:w10="urn:schemas-microsoft-com:office:word" xmlns:w="http://schemas.openxmlformats.org/wordprocessingml/2006/main" xmlns:w14="http://schemas.microsoft.com/office/word/2010/wordml" xmlns:wpg="http://schemas.microsoft.com/office/word/2010/wordprocessingGroup" xmlns:wpi="http://schemas.microsoft.com/office/word/2010/wordprocessingInk" xmlns:wne="http://schemas.microsoft.com/office/word/2006/wordml" xmlns:wps="http://schemas.microsoft.com/office/word/2010/wordprocessingShape" mc:Ignorable="w14 wp14">
+<w:footnotes xmlns:wpc="http://schemas.microsoft.com/office/word/2010/wordprocessingCanvas" xmlns:mc="http://schemas.openxmlformats.org/markup-compatibility/2006" xmlns:o="urn:schemas-microsoft-com:office:office" xmlns:r="http://schemas.openxmlformats.org/officeDocument/2006/relationships" xmlns:m="http://schemas.openxmlformats.org/officeDocument/2006/math" xmlns:v="urn:schemas-microsoft-com:vml" xmlns:wp14="http://schemas.microsoft.com/office/word/2010/wordprocessingDrawing" xmlns:wp="http://schemas.openxmlformats.org/drawingml/2006/wordprocessingDrawing" xmlns:w10="urn:schemas-microsoft-com:office:word" xmlns:w="http://schemas.openxmlformats.org/wordprocessingml/2006/main" xmlns:w14="http://schemas.microsoft.com/office/word/2010/wordml" xmlns:w15="http://schemas.microsoft.com/office/word/2012/wordml" xmlns:wpg="http://schemas.microsoft.com/office/word/2010/wordprocessingGroup" xmlns:wpi="http://schemas.microsoft.com/office/word/2010/wordprocessingInk" xmlns:wne="http://schemas.microsoft.com/office/word/2006/wordml" xmlns:wps="http://schemas.microsoft.com/office/word/2010/wordprocessingShape" mc:Ignorable="w14 w15 wp14">
   <w:footnote w:type="separator" w:id="-1">
     <w:p>
       <w:r>
@@ -4009,7 +3508,7 @@
 </file>
 
 <file path=word/numbering.xml><?xml version="1.0" encoding="utf-8"?>
-<w:numbering xmlns:wpc="http://schemas.microsoft.com/office/word/2010/wordprocessingCanvas" xmlns:mc="http://schemas.openxmlformats.org/markup-compatibility/2006" xmlns:o="urn:schemas-microsoft-com:office:office" xmlns:r="http://schemas.openxmlformats.org/officeDocument/2006/relationships" xmlns:m="http://schemas.openxmlformats.org/officeDocument/2006/math" xmlns:v="urn:schemas-microsoft-com:vml" xmlns:wp14="http://schemas.microsoft.com/office/word/2010/wordprocessingDrawing" xmlns:wp="http://schemas.openxmlformats.org/drawingml/2006/wordprocessingDrawing" xmlns:w10="urn:schemas-microsoft-com:office:word" xmlns:w="http://schemas.openxmlformats.org/wordprocessingml/2006/main" xmlns:w14="http://schemas.microsoft.com/office/word/2010/wordml" xmlns:wpg="http://schemas.microsoft.com/office/word/2010/wordprocessingGroup" xmlns:wpi="http://schemas.microsoft.com/office/word/2010/wordprocessingInk" xmlns:wne="http://schemas.microsoft.com/office/word/2006/wordml" xmlns:wps="http://schemas.microsoft.com/office/word/2010/wordprocessingShape" mc:Ignorable="w14 wp14">
+<w:numbering xmlns:wpc="http://schemas.microsoft.com/office/word/2010/wordprocessingCanvas" xmlns:mc="http://schemas.openxmlformats.org/markup-compatibility/2006" xmlns:o="urn:schemas-microsoft-com:office:office" xmlns:r="http://schemas.openxmlformats.org/officeDocument/2006/relationships" xmlns:m="http://schemas.openxmlformats.org/officeDocument/2006/math" xmlns:v="urn:schemas-microsoft-com:vml" xmlns:wp14="http://schemas.microsoft.com/office/word/2010/wordprocessingDrawing" xmlns:wp="http://schemas.openxmlformats.org/drawingml/2006/wordprocessingDrawing" xmlns:w10="urn:schemas-microsoft-com:office:word" xmlns:w="http://schemas.openxmlformats.org/wordprocessingml/2006/main" xmlns:w14="http://schemas.microsoft.com/office/word/2010/wordml" xmlns:w15="http://schemas.microsoft.com/office/word/2012/wordml" xmlns:wpg="http://schemas.microsoft.com/office/word/2010/wordprocessingGroup" xmlns:wpi="http://schemas.microsoft.com/office/word/2010/wordprocessingInk" xmlns:wne="http://schemas.microsoft.com/office/word/2006/wordml" xmlns:wps="http://schemas.microsoft.com/office/word/2010/wordprocessingShape" mc:Ignorable="w14 w15 wp14">
   <w:abstractNum w:abstractNumId="0">
     <w:nsid w:val="01165924"/>
     <w:multiLevelType w:val="hybridMultilevel"/>
@@ -5500,7 +4999,7 @@
 </file>
 
 <file path=word/styles.xml><?xml version="1.0" encoding="utf-8"?>
-<w:styles xmlns:mc="http://schemas.openxmlformats.org/markup-compatibility/2006" xmlns:r="http://schemas.openxmlformats.org/officeDocument/2006/relationships" xmlns:w="http://schemas.openxmlformats.org/wordprocessingml/2006/main" xmlns:w14="http://schemas.microsoft.com/office/word/2010/wordml" mc:Ignorable="w14">
+<w:styles xmlns:mc="http://schemas.openxmlformats.org/markup-compatibility/2006" xmlns:r="http://schemas.openxmlformats.org/officeDocument/2006/relationships" xmlns:w="http://schemas.openxmlformats.org/wordprocessingml/2006/main" xmlns:w14="http://schemas.microsoft.com/office/word/2010/wordml" xmlns:w15="http://schemas.microsoft.com/office/word/2012/wordml" mc:Ignorable="w14 w15">
   <w:docDefaults>
     <w:rPrDefault>
       <w:rPr>
@@ -5513,144 +5012,378 @@
     </w:rPrDefault>
     <w:pPrDefault/>
   </w:docDefaults>
-  <w:latentStyles w:defLockedState="0" w:defUIPriority="99" w:defSemiHidden="1" w:defUnhideWhenUsed="1" w:defQFormat="0" w:count="267">
-    <w:lsdException w:name="Normal" w:semiHidden="0" w:uiPriority="0" w:unhideWhenUsed="0" w:qFormat="1"/>
-    <w:lsdException w:name="heading 1" w:semiHidden="0" w:uiPriority="9" w:unhideWhenUsed="0" w:qFormat="1"/>
-    <w:lsdException w:name="heading 2" w:uiPriority="9" w:qFormat="1"/>
-    <w:lsdException w:name="heading 3" w:uiPriority="9" w:qFormat="1"/>
-    <w:lsdException w:name="heading 4" w:uiPriority="9" w:qFormat="1"/>
-    <w:lsdException w:name="heading 5" w:uiPriority="9" w:qFormat="1"/>
-    <w:lsdException w:name="heading 6" w:uiPriority="9" w:qFormat="1"/>
-    <w:lsdException w:name="heading 7" w:uiPriority="9" w:qFormat="1"/>
-    <w:lsdException w:name="heading 8" w:uiPriority="9" w:qFormat="1"/>
-    <w:lsdException w:name="heading 9" w:uiPriority="9" w:qFormat="1"/>
-    <w:lsdException w:name="toc 1" w:uiPriority="39"/>
-    <w:lsdException w:name="toc 2" w:uiPriority="39"/>
-    <w:lsdException w:name="toc 3" w:uiPriority="39"/>
-    <w:lsdException w:name="toc 4" w:uiPriority="39"/>
-    <w:lsdException w:name="toc 5" w:uiPriority="39"/>
-    <w:lsdException w:name="toc 6" w:uiPriority="39"/>
-    <w:lsdException w:name="toc 7" w:uiPriority="39"/>
-    <w:lsdException w:name="toc 8" w:uiPriority="39"/>
-    <w:lsdException w:name="toc 9" w:uiPriority="39"/>
-    <w:lsdException w:name="caption" w:uiPriority="35" w:qFormat="1"/>
-    <w:lsdException w:name="Title" w:semiHidden="0" w:uiPriority="10" w:unhideWhenUsed="0" w:qFormat="1"/>
-    <w:lsdException w:name="Default Paragraph Font" w:uiPriority="1"/>
-    <w:lsdException w:name="Subtitle" w:semiHidden="0" w:uiPriority="11" w:unhideWhenUsed="0" w:qFormat="1"/>
-    <w:lsdException w:name="Strong" w:semiHidden="0" w:uiPriority="22" w:unhideWhenUsed="0" w:qFormat="1"/>
-    <w:lsdException w:name="Emphasis" w:semiHidden="0" w:uiPriority="20" w:unhideWhenUsed="0" w:qFormat="1"/>
-    <w:lsdException w:name="Table Grid" w:semiHidden="0" w:uiPriority="59" w:unhideWhenUsed="0"/>
-    <w:lsdException w:name="Placeholder Text" w:unhideWhenUsed="0"/>
-    <w:lsdException w:name="No Spacing" w:semiHidden="0" w:uiPriority="1" w:unhideWhenUsed="0" w:qFormat="1"/>
-    <w:lsdException w:name="Light Shading" w:semiHidden="0" w:uiPriority="60" w:unhideWhenUsed="0"/>
-    <w:lsdException w:name="Light List" w:semiHidden="0" w:uiPriority="61" w:unhideWhenUsed="0"/>
-    <w:lsdException w:name="Light Grid" w:semiHidden="0" w:uiPriority="62" w:unhideWhenUsed="0"/>
-    <w:lsdException w:name="Medium Shading 1" w:semiHidden="0" w:uiPriority="63" w:unhideWhenUsed="0"/>
-    <w:lsdException w:name="Medium Shading 2" w:semiHidden="0" w:uiPriority="64" w:unhideWhenUsed="0"/>
-    <w:lsdException w:name="Medium List 1" w:semiHidden="0" w:uiPriority="65" w:unhideWhenUsed="0"/>
-    <w:lsdException w:name="Medium List 2" w:semiHidden="0" w:uiPriority="66" w:unhideWhenUsed="0"/>
-    <w:lsdException w:name="Medium Grid 1" w:semiHidden="0" w:uiPriority="67" w:unhideWhenUsed="0"/>
-    <w:lsdException w:name="Medium Grid 2" w:semiHidden="0" w:uiPriority="68" w:unhideWhenUsed="0"/>
-    <w:lsdException w:name="Medium Grid 3" w:semiHidden="0" w:uiPriority="69" w:unhideWhenUsed="0"/>
-    <w:lsdException w:name="Dark List" w:semiHidden="0" w:uiPriority="70" w:unhideWhenUsed="0"/>
-    <w:lsdException w:name="Colorful Shading" w:semiHidden="0" w:uiPriority="71" w:unhideWhenUsed="0"/>
-    <w:lsdException w:name="Colorful List" w:semiHidden="0" w:uiPriority="72" w:unhideWhenUsed="0"/>
-    <w:lsdException w:name="Colorful Grid" w:semiHidden="0" w:uiPriority="73" w:unhideWhenUsed="0"/>
-    <w:lsdException w:name="Light Shading Accent 1" w:semiHidden="0" w:uiPriority="60" w:unhideWhenUsed="0"/>
-    <w:lsdException w:name="Light List Accent 1" w:semiHidden="0" w:uiPriority="61" w:unhideWhenUsed="0"/>
-    <w:lsdException w:name="Light Grid Accent 1" w:semiHidden="0" w:uiPriority="62" w:unhideWhenUsed="0"/>
-    <w:lsdException w:name="Medium Shading 1 Accent 1" w:semiHidden="0" w:uiPriority="63" w:unhideWhenUsed="0"/>
-    <w:lsdException w:name="Medium Shading 2 Accent 1" w:semiHidden="0" w:uiPriority="64" w:unhideWhenUsed="0"/>
-    <w:lsdException w:name="Medium List 1 Accent 1" w:semiHidden="0" w:uiPriority="65" w:unhideWhenUsed="0"/>
-    <w:lsdException w:name="Revision" w:unhideWhenUsed="0"/>
-    <w:lsdException w:name="List Paragraph" w:semiHidden="0" w:uiPriority="34" w:unhideWhenUsed="0" w:qFormat="1"/>
-    <w:lsdException w:name="Quote" w:semiHidden="0" w:uiPriority="29" w:unhideWhenUsed="0" w:qFormat="1"/>
-    <w:lsdException w:name="Intense Quote" w:semiHidden="0" w:uiPriority="30" w:unhideWhenUsed="0" w:qFormat="1"/>
-    <w:lsdException w:name="Medium List 2 Accent 1" w:semiHidden="0" w:uiPriority="66" w:unhideWhenUsed="0"/>
-    <w:lsdException w:name="Medium Grid 1 Accent 1" w:semiHidden="0" w:uiPriority="67" w:unhideWhenUsed="0"/>
-    <w:lsdException w:name="Medium Grid 2 Accent 1" w:semiHidden="0" w:uiPriority="68" w:unhideWhenUsed="0"/>
-    <w:lsdException w:name="Medium Grid 3 Accent 1" w:semiHidden="0" w:uiPriority="69" w:unhideWhenUsed="0"/>
-    <w:lsdException w:name="Dark List Accent 1" w:semiHidden="0" w:uiPriority="70" w:unhideWhenUsed="0"/>
-    <w:lsdException w:name="Colorful Shading Accent 1" w:semiHidden="0" w:uiPriority="71" w:unhideWhenUsed="0"/>
-    <w:lsdException w:name="Colorful List Accent 1" w:semiHidden="0" w:uiPriority="72" w:unhideWhenUsed="0"/>
-    <w:lsdException w:name="Colorful Grid Accent 1" w:semiHidden="0" w:uiPriority="73" w:unhideWhenUsed="0"/>
-    <w:lsdException w:name="Light Shading Accent 2" w:semiHidden="0" w:uiPriority="60" w:unhideWhenUsed="0"/>
-    <w:lsdException w:name="Light List Accent 2" w:semiHidden="0" w:uiPriority="61" w:unhideWhenUsed="0"/>
-    <w:lsdException w:name="Light Grid Accent 2" w:semiHidden="0" w:uiPriority="62" w:unhideWhenUsed="0"/>
-    <w:lsdException w:name="Medium Shading 1 Accent 2" w:semiHidden="0" w:uiPriority="63" w:unhideWhenUsed="0"/>
-    <w:lsdException w:name="Medium Shading 2 Accent 2" w:semiHidden="0" w:uiPriority="64" w:unhideWhenUsed="0"/>
-    <w:lsdException w:name="Medium List 1 Accent 2" w:semiHidden="0" w:uiPriority="65" w:unhideWhenUsed="0"/>
-    <w:lsdException w:name="Medium List 2 Accent 2" w:semiHidden="0" w:uiPriority="66" w:unhideWhenUsed="0"/>
-    <w:lsdException w:name="Medium Grid 1 Accent 2" w:semiHidden="0" w:uiPriority="67" w:unhideWhenUsed="0"/>
-    <w:lsdException w:name="Medium Grid 2 Accent 2" w:semiHidden="0" w:uiPriority="68" w:unhideWhenUsed="0"/>
-    <w:lsdException w:name="Medium Grid 3 Accent 2" w:semiHidden="0" w:uiPriority="69" w:unhideWhenUsed="0"/>
-    <w:lsdException w:name="Dark List Accent 2" w:semiHidden="0" w:uiPriority="70" w:unhideWhenUsed="0"/>
-    <w:lsdException w:name="Colorful Shading Accent 2" w:semiHidden="0" w:uiPriority="71" w:unhideWhenUsed="0"/>
-    <w:lsdException w:name="Colorful List Accent 2" w:semiHidden="0" w:uiPriority="72" w:unhideWhenUsed="0"/>
-    <w:lsdException w:name="Colorful Grid Accent 2" w:semiHidden="0" w:uiPriority="73" w:unhideWhenUsed="0"/>
-    <w:lsdException w:name="Light Shading Accent 3" w:semiHidden="0" w:uiPriority="60" w:unhideWhenUsed="0"/>
-    <w:lsdException w:name="Light List Accent 3" w:semiHidden="0" w:uiPriority="61" w:unhideWhenUsed="0"/>
-    <w:lsdException w:name="Light Grid Accent 3" w:semiHidden="0" w:uiPriority="62" w:unhideWhenUsed="0"/>
-    <w:lsdException w:name="Medium Shading 1 Accent 3" w:semiHidden="0" w:uiPriority="63" w:unhideWhenUsed="0"/>
-    <w:lsdException w:name="Medium Shading 2 Accent 3" w:semiHidden="0" w:uiPriority="64" w:unhideWhenUsed="0"/>
-    <w:lsdException w:name="Medium List 1 Accent 3" w:semiHidden="0" w:uiPriority="65" w:unhideWhenUsed="0"/>
-    <w:lsdException w:name="Medium List 2 Accent 3" w:semiHidden="0" w:uiPriority="66" w:unhideWhenUsed="0"/>
-    <w:lsdException w:name="Medium Grid 1 Accent 3" w:semiHidden="0" w:uiPriority="67" w:unhideWhenUsed="0"/>
-    <w:lsdException w:name="Medium Grid 2 Accent 3" w:semiHidden="0" w:uiPriority="68" w:unhideWhenUsed="0"/>
-    <w:lsdException w:name="Medium Grid 3 Accent 3" w:semiHidden="0" w:uiPriority="69" w:unhideWhenUsed="0"/>
-    <w:lsdException w:name="Dark List Accent 3" w:semiHidden="0" w:uiPriority="70" w:unhideWhenUsed="0"/>
-    <w:lsdException w:name="Colorful Shading Accent 3" w:semiHidden="0" w:uiPriority="71" w:unhideWhenUsed="0"/>
-    <w:lsdException w:name="Colorful List Accent 3" w:semiHidden="0" w:uiPriority="72" w:unhideWhenUsed="0"/>
-    <w:lsdException w:name="Colorful Grid Accent 3" w:semiHidden="0" w:uiPriority="73" w:unhideWhenUsed="0"/>
-    <w:lsdException w:name="Light Shading Accent 4" w:semiHidden="0" w:uiPriority="60" w:unhideWhenUsed="0"/>
-    <w:lsdException w:name="Light List Accent 4" w:semiHidden="0" w:uiPriority="61" w:unhideWhenUsed="0"/>
-    <w:lsdException w:name="Light Grid Accent 4" w:semiHidden="0" w:uiPriority="62" w:unhideWhenUsed="0"/>
-    <w:lsdException w:name="Medium Shading 1 Accent 4" w:semiHidden="0" w:uiPriority="63" w:unhideWhenUsed="0"/>
-    <w:lsdException w:name="Medium Shading 2 Accent 4" w:semiHidden="0" w:uiPriority="64" w:unhideWhenUsed="0"/>
-    <w:lsdException w:name="Medium List 1 Accent 4" w:semiHidden="0" w:uiPriority="65" w:unhideWhenUsed="0"/>
-    <w:lsdException w:name="Medium List 2 Accent 4" w:semiHidden="0" w:uiPriority="66" w:unhideWhenUsed="0"/>
-    <w:lsdException w:name="Medium Grid 1 Accent 4" w:semiHidden="0" w:uiPriority="67" w:unhideWhenUsed="0"/>
-    <w:lsdException w:name="Medium Grid 2 Accent 4" w:semiHidden="0" w:uiPriority="68" w:unhideWhenUsed="0"/>
-    <w:lsdException w:name="Medium Grid 3 Accent 4" w:semiHidden="0" w:uiPriority="69" w:unhideWhenUsed="0"/>
-    <w:lsdException w:name="Dark List Accent 4" w:semiHidden="0" w:uiPriority="70" w:unhideWhenUsed="0"/>
-    <w:lsdException w:name="Colorful Shading Accent 4" w:semiHidden="0" w:uiPriority="71" w:unhideWhenUsed="0"/>
-    <w:lsdException w:name="Colorful List Accent 4" w:semiHidden="0" w:uiPriority="72" w:unhideWhenUsed="0"/>
-    <w:lsdException w:name="Colorful Grid Accent 4" w:semiHidden="0" w:uiPriority="73" w:unhideWhenUsed="0"/>
-    <w:lsdException w:name="Light Shading Accent 5" w:semiHidden="0" w:uiPriority="60" w:unhideWhenUsed="0"/>
-    <w:lsdException w:name="Light List Accent 5" w:semiHidden="0" w:uiPriority="61" w:unhideWhenUsed="0"/>
-    <w:lsdException w:name="Light Grid Accent 5" w:semiHidden="0" w:uiPriority="62" w:unhideWhenUsed="0"/>
-    <w:lsdException w:name="Medium Shading 1 Accent 5" w:semiHidden="0" w:uiPriority="63" w:unhideWhenUsed="0"/>
-    <w:lsdException w:name="Medium Shading 2 Accent 5" w:semiHidden="0" w:uiPriority="64" w:unhideWhenUsed="0"/>
-    <w:lsdException w:name="Medium List 1 Accent 5" w:semiHidden="0" w:uiPriority="65" w:unhideWhenUsed="0"/>
-    <w:lsdException w:name="Medium List 2 Accent 5" w:semiHidden="0" w:uiPriority="66" w:unhideWhenUsed="0"/>
-    <w:lsdException w:name="Medium Grid 1 Accent 5" w:semiHidden="0" w:uiPriority="67" w:unhideWhenUsed="0"/>
-    <w:lsdException w:name="Medium Grid 2 Accent 5" w:semiHidden="0" w:uiPriority="68" w:unhideWhenUsed="0"/>
-    <w:lsdException w:name="Medium Grid 3 Accent 5" w:semiHidden="0" w:uiPriority="69" w:unhideWhenUsed="0"/>
-    <w:lsdException w:name="Dark List Accent 5" w:semiHidden="0" w:uiPriority="70" w:unhideWhenUsed="0"/>
-    <w:lsdException w:name="Colorful Shading Accent 5" w:semiHidden="0" w:uiPriority="71" w:unhideWhenUsed="0"/>
-    <w:lsdException w:name="Colorful List Accent 5" w:semiHidden="0" w:uiPriority="72" w:unhideWhenUsed="0"/>
-    <w:lsdException w:name="Colorful Grid Accent 5" w:semiHidden="0" w:uiPriority="73" w:unhideWhenUsed="0"/>
-    <w:lsdException w:name="Light Shading Accent 6" w:semiHidden="0" w:uiPriority="60" w:unhideWhenUsed="0"/>
-    <w:lsdException w:name="Light List Accent 6" w:semiHidden="0" w:uiPriority="61" w:unhideWhenUsed="0"/>
-    <w:lsdException w:name="Light Grid Accent 6" w:semiHidden="0" w:uiPriority="62" w:unhideWhenUsed="0"/>
-    <w:lsdException w:name="Medium Shading 1 Accent 6" w:semiHidden="0" w:uiPriority="63" w:unhideWhenUsed="0"/>
-    <w:lsdException w:name="Medium Shading 2 Accent 6" w:semiHidden="0" w:uiPriority="64" w:unhideWhenUsed="0"/>
-    <w:lsdException w:name="Medium List 1 Accent 6" w:semiHidden="0" w:uiPriority="65" w:unhideWhenUsed="0"/>
-    <w:lsdException w:name="Medium List 2 Accent 6" w:semiHidden="0" w:uiPriority="66" w:unhideWhenUsed="0"/>
-    <w:lsdException w:name="Medium Grid 1 Accent 6" w:semiHidden="0" w:uiPriority="67" w:unhideWhenUsed="0"/>
-    <w:lsdException w:name="Medium Grid 2 Accent 6" w:semiHidden="0" w:uiPriority="68" w:unhideWhenUsed="0"/>
-    <w:lsdException w:name="Medium Grid 3 Accent 6" w:semiHidden="0" w:uiPriority="69" w:unhideWhenUsed="0"/>
-    <w:lsdException w:name="Dark List Accent 6" w:semiHidden="0" w:uiPriority="70" w:unhideWhenUsed="0"/>
-    <w:lsdException w:name="Colorful Shading Accent 6" w:semiHidden="0" w:uiPriority="71" w:unhideWhenUsed="0"/>
-    <w:lsdException w:name="Colorful List Accent 6" w:semiHidden="0" w:uiPriority="72" w:unhideWhenUsed="0"/>
-    <w:lsdException w:name="Colorful Grid Accent 6" w:semiHidden="0" w:uiPriority="73" w:unhideWhenUsed="0"/>
-    <w:lsdException w:name="Subtle Emphasis" w:semiHidden="0" w:uiPriority="19" w:unhideWhenUsed="0" w:qFormat="1"/>
-    <w:lsdException w:name="Intense Emphasis" w:semiHidden="0" w:uiPriority="21" w:unhideWhenUsed="0" w:qFormat="1"/>
-    <w:lsdException w:name="Subtle Reference" w:semiHidden="0" w:uiPriority="31" w:unhideWhenUsed="0" w:qFormat="1"/>
-    <w:lsdException w:name="Intense Reference" w:semiHidden="0" w:uiPriority="32" w:unhideWhenUsed="0" w:qFormat="1"/>
-    <w:lsdException w:name="Book Title" w:semiHidden="0" w:uiPriority="33" w:unhideWhenUsed="0" w:qFormat="1"/>
-    <w:lsdException w:name="Bibliography" w:uiPriority="37"/>
-    <w:lsdException w:name="TOC Heading" w:uiPriority="39" w:qFormat="1"/>
+  <w:latentStyles w:defLockedState="0" w:defUIPriority="99" w:defSemiHidden="0" w:defUnhideWhenUsed="0" w:defQFormat="0" w:count="371">
+    <w:lsdException w:name="Normal" w:uiPriority="0" w:qFormat="1"/>
+    <w:lsdException w:name="heading 1" w:uiPriority="9" w:qFormat="1"/>
+    <w:lsdException w:name="heading 2" w:semiHidden="1" w:uiPriority="9" w:unhideWhenUsed="1" w:qFormat="1"/>
+    <w:lsdException w:name="heading 3" w:semiHidden="1" w:uiPriority="9" w:unhideWhenUsed="1" w:qFormat="1"/>
+    <w:lsdException w:name="heading 4" w:semiHidden="1" w:uiPriority="9" w:unhideWhenUsed="1" w:qFormat="1"/>
+    <w:lsdException w:name="heading 5" w:semiHidden="1" w:uiPriority="9" w:unhideWhenUsed="1" w:qFormat="1"/>
+    <w:lsdException w:name="heading 6" w:semiHidden="1" w:uiPriority="9" w:unhideWhenUsed="1" w:qFormat="1"/>
+    <w:lsdException w:name="heading 7" w:semiHidden="1" w:uiPriority="9" w:unhideWhenUsed="1" w:qFormat="1"/>
+    <w:lsdException w:name="heading 8" w:semiHidden="1" w:uiPriority="9" w:unhideWhenUsed="1" w:qFormat="1"/>
+    <w:lsdException w:name="heading 9" w:semiHidden="1" w:uiPriority="9" w:unhideWhenUsed="1" w:qFormat="1"/>
+    <w:lsdException w:name="index 1" w:semiHidden="1" w:unhideWhenUsed="1"/>
+    <w:lsdException w:name="index 2" w:semiHidden="1" w:unhideWhenUsed="1"/>
+    <w:lsdException w:name="index 3" w:semiHidden="1" w:unhideWhenUsed="1"/>
+    <w:lsdException w:name="index 4" w:semiHidden="1" w:unhideWhenUsed="1"/>
+    <w:lsdException w:name="index 5" w:semiHidden="1" w:unhideWhenUsed="1"/>
+    <w:lsdException w:name="index 6" w:semiHidden="1" w:unhideWhenUsed="1"/>
+    <w:lsdException w:name="index 7" w:semiHidden="1" w:unhideWhenUsed="1"/>
+    <w:lsdException w:name="index 8" w:semiHidden="1" w:unhideWhenUsed="1"/>
+    <w:lsdException w:name="index 9" w:semiHidden="1" w:unhideWhenUsed="1"/>
+    <w:lsdException w:name="toc 1" w:semiHidden="1" w:uiPriority="39" w:unhideWhenUsed="1"/>
+    <w:lsdException w:name="toc 2" w:semiHidden="1" w:uiPriority="39" w:unhideWhenUsed="1"/>
+    <w:lsdException w:name="toc 3" w:semiHidden="1" w:uiPriority="39" w:unhideWhenUsed="1"/>
+    <w:lsdException w:name="toc 4" w:semiHidden="1" w:uiPriority="39" w:unhideWhenUsed="1"/>
+    <w:lsdException w:name="toc 5" w:semiHidden="1" w:uiPriority="39" w:unhideWhenUsed="1"/>
+    <w:lsdException w:name="toc 6" w:semiHidden="1" w:uiPriority="39" w:unhideWhenUsed="1"/>
+    <w:lsdException w:name="toc 7" w:semiHidden="1" w:uiPriority="39" w:unhideWhenUsed="1"/>
+    <w:lsdException w:name="toc 8" w:semiHidden="1" w:uiPriority="39" w:unhideWhenUsed="1"/>
+    <w:lsdException w:name="toc 9" w:semiHidden="1" w:uiPriority="39" w:unhideWhenUsed="1"/>
+    <w:lsdException w:name="Normal Indent" w:semiHidden="1" w:unhideWhenUsed="1"/>
+    <w:lsdException w:name="footnote text" w:semiHidden="1" w:unhideWhenUsed="1"/>
+    <w:lsdException w:name="annotation text" w:semiHidden="1" w:unhideWhenUsed="1"/>
+    <w:lsdException w:name="header" w:semiHidden="1" w:unhideWhenUsed="1"/>
+    <w:lsdException w:name="footer" w:semiHidden="1" w:unhideWhenUsed="1"/>
+    <w:lsdException w:name="index heading" w:semiHidden="1" w:unhideWhenUsed="1"/>
+    <w:lsdException w:name="caption" w:semiHidden="1" w:uiPriority="35" w:unhideWhenUsed="1" w:qFormat="1"/>
+    <w:lsdException w:name="table of figures" w:semiHidden="1" w:unhideWhenUsed="1"/>
+    <w:lsdException w:name="envelope address" w:semiHidden="1" w:unhideWhenUsed="1"/>
+    <w:lsdException w:name="envelope return" w:semiHidden="1" w:unhideWhenUsed="1"/>
+    <w:lsdException w:name="footnote reference" w:semiHidden="1" w:unhideWhenUsed="1"/>
+    <w:lsdException w:name="annotation reference" w:semiHidden="1" w:unhideWhenUsed="1"/>
+    <w:lsdException w:name="line number" w:semiHidden="1" w:unhideWhenUsed="1"/>
+    <w:lsdException w:name="page number" w:semiHidden="1" w:unhideWhenUsed="1"/>
+    <w:lsdException w:name="endnote reference" w:semiHidden="1" w:unhideWhenUsed="1"/>
+    <w:lsdException w:name="endnote text" w:semiHidden="1" w:unhideWhenUsed="1"/>
+    <w:lsdException w:name="table of authorities" w:semiHidden="1" w:unhideWhenUsed="1"/>
+    <w:lsdException w:name="macro" w:semiHidden="1" w:unhideWhenUsed="1"/>
+    <w:lsdException w:name="toa heading" w:semiHidden="1" w:unhideWhenUsed="1"/>
+    <w:lsdException w:name="List" w:semiHidden="1" w:unhideWhenUsed="1"/>
+    <w:lsdException w:name="List Bullet" w:semiHidden="1" w:unhideWhenUsed="1"/>
+    <w:lsdException w:name="List Number" w:semiHidden="1" w:unhideWhenUsed="1"/>
+    <w:lsdException w:name="List 2" w:semiHidden="1" w:unhideWhenUsed="1"/>
+    <w:lsdException w:name="List 3" w:semiHidden="1" w:unhideWhenUsed="1"/>
+    <w:lsdException w:name="List 4" w:semiHidden="1" w:unhideWhenUsed="1"/>
+    <w:lsdException w:name="List 5" w:semiHidden="1" w:unhideWhenUsed="1"/>
+    <w:lsdException w:name="List Bullet 2" w:semiHidden="1" w:unhideWhenUsed="1"/>
+    <w:lsdException w:name="List Bullet 3" w:semiHidden="1" w:unhideWhenUsed="1"/>
+    <w:lsdException w:name="List Bullet 4" w:semiHidden="1" w:unhideWhenUsed="1"/>
+    <w:lsdException w:name="List Bullet 5" w:semiHidden="1" w:unhideWhenUsed="1"/>
+    <w:lsdException w:name="List Number 2" w:semiHidden="1" w:unhideWhenUsed="1"/>
+    <w:lsdException w:name="List Number 3" w:semiHidden="1" w:unhideWhenUsed="1"/>
+    <w:lsdException w:name="List Number 4" w:semiHidden="1" w:unhideWhenUsed="1"/>
+    <w:lsdException w:name="List Number 5" w:semiHidden="1" w:unhideWhenUsed="1"/>
+    <w:lsdException w:name="Title" w:uiPriority="10" w:qFormat="1"/>
+    <w:lsdException w:name="Closing" w:semiHidden="1" w:unhideWhenUsed="1"/>
+    <w:lsdException w:name="Signature" w:semiHidden="1" w:unhideWhenUsed="1"/>
+    <w:lsdException w:name="Default Paragraph Font" w:semiHidden="1" w:uiPriority="1" w:unhideWhenUsed="1"/>
+    <w:lsdException w:name="Body Text" w:semiHidden="1" w:unhideWhenUsed="1"/>
+    <w:lsdException w:name="Body Text Indent" w:semiHidden="1" w:unhideWhenUsed="1"/>
+    <w:lsdException w:name="List Continue" w:semiHidden="1" w:unhideWhenUsed="1"/>
+    <w:lsdException w:name="List Continue 2" w:semiHidden="1" w:unhideWhenUsed="1"/>
+    <w:lsdException w:name="List Continue 3" w:semiHidden="1" w:unhideWhenUsed="1"/>
+    <w:lsdException w:name="List Continue 4" w:semiHidden="1" w:unhideWhenUsed="1"/>
+    <w:lsdException w:name="List Continue 5" w:semiHidden="1" w:unhideWhenUsed="1"/>
+    <w:lsdException w:name="Message Header" w:semiHidden="1" w:unhideWhenUsed="1"/>
+    <w:lsdException w:name="Subtitle" w:uiPriority="11" w:qFormat="1"/>
+    <w:lsdException w:name="Salutation" w:semiHidden="1" w:unhideWhenUsed="1"/>
+    <w:lsdException w:name="Date" w:semiHidden="1" w:unhideWhenUsed="1"/>
+    <w:lsdException w:name="Body Text First Indent" w:semiHidden="1" w:unhideWhenUsed="1"/>
+    <w:lsdException w:name="Body Text First Indent 2" w:semiHidden="1" w:unhideWhenUsed="1"/>
+    <w:lsdException w:name="Note Heading" w:semiHidden="1" w:unhideWhenUsed="1"/>
+    <w:lsdException w:name="Body Text 2" w:semiHidden="1" w:unhideWhenUsed="1"/>
+    <w:lsdException w:name="Body Text 3" w:semiHidden="1" w:unhideWhenUsed="1"/>
+    <w:lsdException w:name="Body Text Indent 2" w:semiHidden="1" w:unhideWhenUsed="1"/>
+    <w:lsdException w:name="Body Text Indent 3" w:semiHidden="1" w:unhideWhenUsed="1"/>
+    <w:lsdException w:name="Block Text" w:semiHidden="1" w:unhideWhenUsed="1"/>
+    <w:lsdException w:name="Hyperlink" w:semiHidden="1" w:unhideWhenUsed="1"/>
+    <w:lsdException w:name="FollowedHyperlink" w:semiHidden="1" w:unhideWhenUsed="1"/>
+    <w:lsdException w:name="Strong" w:uiPriority="22" w:qFormat="1"/>
+    <w:lsdException w:name="Emphasis" w:uiPriority="20" w:qFormat="1"/>
+    <w:lsdException w:name="Document Map" w:semiHidden="1" w:unhideWhenUsed="1"/>
+    <w:lsdException w:name="Plain Text" w:semiHidden="1" w:unhideWhenUsed="1"/>
+    <w:lsdException w:name="E-mail Signature" w:semiHidden="1" w:unhideWhenUsed="1"/>
+    <w:lsdException w:name="HTML Top of Form" w:semiHidden="1" w:unhideWhenUsed="1"/>
+    <w:lsdException w:name="HTML Bottom of Form" w:semiHidden="1" w:unhideWhenUsed="1"/>
+    <w:lsdException w:name="Normal (Web)" w:semiHidden="1" w:unhideWhenUsed="1"/>
+    <w:lsdException w:name="HTML Acronym" w:semiHidden="1" w:unhideWhenUsed="1"/>
+    <w:lsdException w:name="HTML Address" w:semiHidden="1" w:unhideWhenUsed="1"/>
+    <w:lsdException w:name="HTML Cite" w:semiHidden="1" w:unhideWhenUsed="1"/>
+    <w:lsdException w:name="HTML Code" w:semiHidden="1" w:unhideWhenUsed="1"/>
+    <w:lsdException w:name="HTML Definition" w:semiHidden="1" w:unhideWhenUsed="1"/>
+    <w:lsdException w:name="HTML Keyboard" w:semiHidden="1" w:unhideWhenUsed="1"/>
+    <w:lsdException w:name="HTML Preformatted" w:semiHidden="1" w:unhideWhenUsed="1"/>
+    <w:lsdException w:name="HTML Sample" w:semiHidden="1" w:unhideWhenUsed="1"/>
+    <w:lsdException w:name="HTML Typewriter" w:semiHidden="1" w:unhideWhenUsed="1"/>
+    <w:lsdException w:name="HTML Variable" w:semiHidden="1" w:unhideWhenUsed="1"/>
+    <w:lsdException w:name="Normal Table" w:semiHidden="1" w:unhideWhenUsed="1"/>
+    <w:lsdException w:name="annotation subject" w:semiHidden="1" w:unhideWhenUsed="1"/>
+    <w:lsdException w:name="No List" w:semiHidden="1" w:unhideWhenUsed="1"/>
+    <w:lsdException w:name="Outline List 1" w:semiHidden="1" w:unhideWhenUsed="1"/>
+    <w:lsdException w:name="Outline List 2" w:semiHidden="1" w:unhideWhenUsed="1"/>
+    <w:lsdException w:name="Outline List 3" w:semiHidden="1" w:unhideWhenUsed="1"/>
+    <w:lsdException w:name="Table Simple 1" w:semiHidden="1" w:unhideWhenUsed="1"/>
+    <w:lsdException w:name="Table Simple 2" w:semiHidden="1" w:unhideWhenUsed="1"/>
+    <w:lsdException w:name="Table Simple 3" w:semiHidden="1" w:unhideWhenUsed="1"/>
+    <w:lsdException w:name="Table Classic 1" w:semiHidden="1" w:unhideWhenUsed="1"/>
+    <w:lsdException w:name="Table Classic 2" w:semiHidden="1" w:unhideWhenUsed="1"/>
+    <w:lsdException w:name="Table Classic 3" w:semiHidden="1" w:unhideWhenUsed="1"/>
+    <w:lsdException w:name="Table Classic 4" w:semiHidden="1" w:unhideWhenUsed="1"/>
+    <w:lsdException w:name="Table Colorful 1" w:semiHidden="1" w:unhideWhenUsed="1"/>
+    <w:lsdException w:name="Table Colorful 2" w:semiHidden="1" w:unhideWhenUsed="1"/>
+    <w:lsdException w:name="Table Colorful 3" w:semiHidden="1" w:unhideWhenUsed="1"/>
+    <w:lsdException w:name="Table Columns 1" w:semiHidden="1" w:unhideWhenUsed="1"/>
+    <w:lsdException w:name="Table Columns 2" w:semiHidden="1" w:unhideWhenUsed="1"/>
+    <w:lsdException w:name="Table Columns 3" w:semiHidden="1" w:unhideWhenUsed="1"/>
+    <w:lsdException w:name="Table Columns 4" w:semiHidden="1" w:unhideWhenUsed="1"/>
+    <w:lsdException w:name="Table Columns 5" w:semiHidden="1" w:unhideWhenUsed="1"/>
+    <w:lsdException w:name="Table Grid 1" w:semiHidden="1" w:unhideWhenUsed="1"/>
+    <w:lsdException w:name="Table Grid 2" w:semiHidden="1" w:unhideWhenUsed="1"/>
+    <w:lsdException w:name="Table Grid 3" w:semiHidden="1" w:unhideWhenUsed="1"/>
+    <w:lsdException w:name="Table Grid 4" w:semiHidden="1" w:unhideWhenUsed="1"/>
+    <w:lsdException w:name="Table Grid 5" w:semiHidden="1" w:unhideWhenUsed="1"/>
+    <w:lsdException w:name="Table Grid 6" w:semiHidden="1" w:unhideWhenUsed="1"/>
+    <w:lsdException w:name="Table Grid 7" w:semiHidden="1" w:unhideWhenUsed="1"/>
+    <w:lsdException w:name="Table Grid 8" w:semiHidden="1" w:unhideWhenUsed="1"/>
+    <w:lsdException w:name="Table List 1" w:semiHidden="1" w:unhideWhenUsed="1"/>
+    <w:lsdException w:name="Table List 2" w:semiHidden="1" w:unhideWhenUsed="1"/>
+    <w:lsdException w:name="Table List 3" w:semiHidden="1" w:unhideWhenUsed="1"/>
+    <w:lsdException w:name="Table List 4" w:semiHidden="1" w:unhideWhenUsed="1"/>
+    <w:lsdException w:name="Table List 5" w:semiHidden="1" w:unhideWhenUsed="1"/>
+    <w:lsdException w:name="Table List 6" w:semiHidden="1" w:unhideWhenUsed="1"/>
+    <w:lsdException w:name="Table List 7" w:semiHidden="1" w:unhideWhenUsed="1"/>
+    <w:lsdException w:name="Table List 8" w:semiHidden="1" w:unhideWhenUsed="1"/>
+    <w:lsdException w:name="Table 3D effects 1" w:semiHidden="1" w:unhideWhenUsed="1"/>
+    <w:lsdException w:name="Table 3D effects 2" w:semiHidden="1" w:unhideWhenUsed="1"/>
+    <w:lsdException w:name="Table 3D effects 3" w:semiHidden="1" w:unhideWhenUsed="1"/>
+    <w:lsdException w:name="Table Contemporary" w:semiHidden="1" w:unhideWhenUsed="1"/>
+    <w:lsdException w:name="Table Elegant" w:semiHidden="1" w:unhideWhenUsed="1"/>
+    <w:lsdException w:name="Table Professional" w:semiHidden="1" w:unhideWhenUsed="1"/>
+    <w:lsdException w:name="Table Subtle 1" w:semiHidden="1" w:unhideWhenUsed="1"/>
+    <w:lsdException w:name="Table Subtle 2" w:semiHidden="1" w:unhideWhenUsed="1"/>
+    <w:lsdException w:name="Table Web 1" w:semiHidden="1" w:unhideWhenUsed="1"/>
+    <w:lsdException w:name="Table Web 2" w:semiHidden="1" w:unhideWhenUsed="1"/>
+    <w:lsdException w:name="Table Web 3" w:semiHidden="1" w:unhideWhenUsed="1"/>
+    <w:lsdException w:name="Balloon Text" w:semiHidden="1" w:unhideWhenUsed="1"/>
+    <w:lsdException w:name="Table Grid" w:uiPriority="59"/>
+    <w:lsdException w:name="Table Theme" w:semiHidden="1" w:unhideWhenUsed="1"/>
+    <w:lsdException w:name="Placeholder Text" w:semiHidden="1"/>
+    <w:lsdException w:name="No Spacing" w:uiPriority="1" w:qFormat="1"/>
+    <w:lsdException w:name="Light Shading" w:uiPriority="60"/>
+    <w:lsdException w:name="Light List" w:uiPriority="61"/>
+    <w:lsdException w:name="Light Grid" w:uiPriority="62"/>
+    <w:lsdException w:name="Medium Shading 1" w:uiPriority="63"/>
+    <w:lsdException w:name="Medium Shading 2" w:uiPriority="64"/>
+    <w:lsdException w:name="Medium List 1" w:uiPriority="65"/>
+    <w:lsdException w:name="Medium List 2" w:uiPriority="66"/>
+    <w:lsdException w:name="Medium Grid 1" w:uiPriority="67"/>
+    <w:lsdException w:name="Medium Grid 2" w:uiPriority="68"/>
+    <w:lsdException w:name="Medium Grid 3" w:uiPriority="69"/>
+    <w:lsdException w:name="Dark List" w:uiPriority="70"/>
+    <w:lsdException w:name="Colorful Shading" w:uiPriority="71"/>
+    <w:lsdException w:name="Colorful List" w:uiPriority="72"/>
+    <w:lsdException w:name="Colorful Grid" w:uiPriority="73"/>
+    <w:lsdException w:name="Light Shading Accent 1" w:uiPriority="60"/>
+    <w:lsdException w:name="Light List Accent 1" w:uiPriority="61"/>
+    <w:lsdException w:name="Light Grid Accent 1" w:uiPriority="62"/>
+    <w:lsdException w:name="Medium Shading 1 Accent 1" w:uiPriority="63"/>
+    <w:lsdException w:name="Medium Shading 2 Accent 1" w:uiPriority="64"/>
+    <w:lsdException w:name="Medium List 1 Accent 1" w:uiPriority="65"/>
+    <w:lsdException w:name="Revision" w:semiHidden="1"/>
+    <w:lsdException w:name="List Paragraph" w:uiPriority="34" w:qFormat="1"/>
+    <w:lsdException w:name="Quote" w:uiPriority="29" w:qFormat="1"/>
+    <w:lsdException w:name="Intense Quote" w:uiPriority="30" w:qFormat="1"/>
+    <w:lsdException w:name="Medium List 2 Accent 1" w:uiPriority="66"/>
+    <w:lsdException w:name="Medium Grid 1 Accent 1" w:uiPriority="67"/>
+    <w:lsdException w:name="Medium Grid 2 Accent 1" w:uiPriority="68"/>
+    <w:lsdException w:name="Medium Grid 3 Accent 1" w:uiPriority="69"/>
+    <w:lsdException w:name="Dark List Accent 1" w:uiPriority="70"/>
+    <w:lsdException w:name="Colorful Shading Accent 1" w:uiPriority="71"/>
+    <w:lsdException w:name="Colorful List Accent 1" w:uiPriority="72"/>
+    <w:lsdException w:name="Colorful Grid Accent 1" w:uiPriority="73"/>
+    <w:lsdException w:name="Light Shading Accent 2" w:uiPriority="60"/>
+    <w:lsdException w:name="Light List Accent 2" w:uiPriority="61"/>
+    <w:lsdException w:name="Light Grid Accent 2" w:uiPriority="62"/>
+    <w:lsdException w:name="Medium Shading 1 Accent 2" w:uiPriority="63"/>
+    <w:lsdException w:name="Medium Shading 2 Accent 2" w:uiPriority="64"/>
+    <w:lsdException w:name="Medium List 1 Accent 2" w:uiPriority="65"/>
+    <w:lsdException w:name="Medium List 2 Accent 2" w:uiPriority="66"/>
+    <w:lsdException w:name="Medium Grid 1 Accent 2" w:uiPriority="67"/>
+    <w:lsdException w:name="Medium Grid 2 Accent 2" w:uiPriority="68"/>
+    <w:lsdException w:name="Medium Grid 3 Accent 2" w:uiPriority="69"/>
+    <w:lsdException w:name="Dark List Accent 2" w:uiPriority="70"/>
+    <w:lsdException w:name="Colorful Shading Accent 2" w:uiPriority="71"/>
+    <w:lsdException w:name="Colorful List Accent 2" w:uiPriority="72"/>
+    <w:lsdException w:name="Colorful Grid Accent 2" w:uiPriority="73"/>
+    <w:lsdException w:name="Light Shading Accent 3" w:uiPriority="60"/>
+    <w:lsdException w:name="Light List Accent 3" w:uiPriority="61"/>
+    <w:lsdException w:name="Light Grid Accent 3" w:uiPriority="62"/>
+    <w:lsdException w:name="Medium Shading 1 Accent 3" w:uiPriority="63"/>
+    <w:lsdException w:name="Medium Shading 2 Accent 3" w:uiPriority="64"/>
+    <w:lsdException w:name="Medium List 1 Accent 3" w:uiPriority="65"/>
+    <w:lsdException w:name="Medium List 2 Accent 3" w:uiPriority="66"/>
+    <w:lsdException w:name="Medium Grid 1 Accent 3" w:uiPriority="67"/>
+    <w:lsdException w:name="Medium Grid 2 Accent 3" w:uiPriority="68"/>
+    <w:lsdException w:name="Medium Grid 3 Accent 3" w:uiPriority="69"/>
+    <w:lsdException w:name="Dark List Accent 3" w:uiPriority="70"/>
+    <w:lsdException w:name="Colorful Shading Accent 3" w:uiPriority="71"/>
+    <w:lsdException w:name="Colorful List Accent 3" w:uiPriority="72"/>
+    <w:lsdException w:name="Colorful Grid Accent 3" w:uiPriority="73"/>
+    <w:lsdException w:name="Light Shading Accent 4" w:uiPriority="60"/>
+    <w:lsdException w:name="Light List Accent 4" w:uiPriority="61"/>
+    <w:lsdException w:name="Light Grid Accent 4" w:uiPriority="62"/>
+    <w:lsdException w:name="Medium Shading 1 Accent 4" w:uiPriority="63"/>
+    <w:lsdException w:name="Medium Shading 2 Accent 4" w:uiPriority="64"/>
+    <w:lsdException w:name="Medium List 1 Accent 4" w:uiPriority="65"/>
+    <w:lsdException w:name="Medium List 2 Accent 4" w:uiPriority="66"/>
+    <w:lsdException w:name="Medium Grid 1 Accent 4" w:uiPriority="67"/>
+    <w:lsdException w:name="Medium Grid 2 Accent 4" w:uiPriority="68"/>
+    <w:lsdException w:name="Medium Grid 3 Accent 4" w:uiPriority="69"/>
+    <w:lsdException w:name="Dark List Accent 4" w:uiPriority="70"/>
+    <w:lsdException w:name="Colorful Shading Accent 4" w:uiPriority="71"/>
+    <w:lsdException w:name="Colorful List Accent 4" w:uiPriority="72"/>
+    <w:lsdException w:name="Colorful Grid Accent 4" w:uiPriority="73"/>
+    <w:lsdException w:name="Light Shading Accent 5" w:uiPriority="60"/>
+    <w:lsdException w:name="Light List Accent 5" w:uiPriority="61"/>
+    <w:lsdException w:name="Light Grid Accent 5" w:uiPriority="62"/>
+    <w:lsdException w:name="Medium Shading 1 Accent 5" w:uiPriority="63"/>
+    <w:lsdException w:name="Medium Shading 2 Accent 5" w:uiPriority="64"/>
+    <w:lsdException w:name="Medium List 1 Accent 5" w:uiPriority="65"/>
+    <w:lsdException w:name="Medium List 2 Accent 5" w:uiPriority="66"/>
+    <w:lsdException w:name="Medium Grid 1 Accent 5" w:uiPriority="67"/>
+    <w:lsdException w:name="Medium Grid 2 Accent 5" w:uiPriority="68"/>
+    <w:lsdException w:name="Medium Grid 3 Accent 5" w:uiPriority="69"/>
+    <w:lsdException w:name="Dark List Accent 5" w:uiPriority="70"/>
+    <w:lsdException w:name="Colorful Shading Accent 5" w:uiPriority="71"/>
+    <w:lsdException w:name="Colorful List Accent 5" w:uiPriority="72"/>
+    <w:lsdException w:name="Colorful Grid Accent 5" w:uiPriority="73"/>
+    <w:lsdException w:name="Light Shading Accent 6" w:uiPriority="60"/>
+    <w:lsdException w:name="Light List Accent 6" w:uiPriority="61"/>
+    <w:lsdException w:name="Light Grid Accent 6" w:uiPriority="62"/>
+    <w:lsdException w:name="Medium Shading 1 Accent 6" w:uiPriority="63"/>
+    <w:lsdException w:name="Medium Shading 2 Accent 6" w:uiPriority="64"/>
+    <w:lsdException w:name="Medium List 1 Accent 6" w:uiPriority="65"/>
+    <w:lsdException w:name="Medium List 2 Accent 6" w:uiPriority="66"/>
+    <w:lsdException w:name="Medium Grid 1 Accent 6" w:uiPriority="67"/>
+    <w:lsdException w:name="Medium Grid 2 Accent 6" w:uiPriority="68"/>
+    <w:lsdException w:name="Medium Grid 3 Accent 6" w:uiPriority="69"/>
+    <w:lsdException w:name="Dark List Accent 6" w:uiPriority="70"/>
+    <w:lsdException w:name="Colorful Shading Accent 6" w:uiPriority="71"/>
+    <w:lsdException w:name="Colorful List Accent 6" w:uiPriority="72"/>
+    <w:lsdException w:name="Colorful Grid Accent 6" w:uiPriority="73"/>
+    <w:lsdException w:name="Subtle Emphasis" w:uiPriority="19" w:qFormat="1"/>
+    <w:lsdException w:name="Intense Emphasis" w:uiPriority="21" w:qFormat="1"/>
+    <w:lsdException w:name="Subtle Reference" w:uiPriority="31" w:qFormat="1"/>
+    <w:lsdException w:name="Intense Reference" w:uiPriority="32" w:qFormat="1"/>
+    <w:lsdException w:name="Book Title" w:uiPriority="33" w:qFormat="1"/>
+    <w:lsdException w:name="Bibliography" w:semiHidden="1" w:uiPriority="37" w:unhideWhenUsed="1"/>
+    <w:lsdException w:name="TOC Heading" w:semiHidden="1" w:uiPriority="39" w:unhideWhenUsed="1" w:qFormat="1"/>
+    <w:lsdException w:name="Plain Table 1" w:uiPriority="41"/>
+    <w:lsdException w:name="Plain Table 2" w:uiPriority="42"/>
+    <w:lsdException w:name="Plain Table 3" w:uiPriority="43"/>
+    <w:lsdException w:name="Plain Table 4" w:uiPriority="44"/>
+    <w:lsdException w:name="Plain Table 5" w:uiPriority="45"/>
+    <w:lsdException w:name="Grid Table Light" w:uiPriority="40"/>
+    <w:lsdException w:name="Grid Table 1 Light" w:uiPriority="46"/>
+    <w:lsdException w:name="Grid Table 2" w:uiPriority="47"/>
+    <w:lsdException w:name="Grid Table 3" w:uiPriority="48"/>
+    <w:lsdException w:name="Grid Table 4" w:uiPriority="49"/>
+    <w:lsdException w:name="Grid Table 5 Dark" w:uiPriority="50"/>
+    <w:lsdException w:name="Grid Table 6 Colorful" w:uiPriority="51"/>
+    <w:lsdException w:name="Grid Table 7 Colorful" w:uiPriority="52"/>
+    <w:lsdException w:name="Grid Table 1 Light Accent 1" w:uiPriority="46"/>
+    <w:lsdException w:name="Grid Table 2 Accent 1" w:uiPriority="47"/>
+    <w:lsdException w:name="Grid Table 3 Accent 1" w:uiPriority="48"/>
+    <w:lsdException w:name="Grid Table 4 Accent 1" w:uiPriority="49"/>
+    <w:lsdException w:name="Grid Table 5 Dark Accent 1" w:uiPriority="50"/>
+    <w:lsdException w:name="Grid Table 6 Colorful Accent 1" w:uiPriority="51"/>
+    <w:lsdException w:name="Grid Table 7 Colorful Accent 1" w:uiPriority="52"/>
+    <w:lsdException w:name="Grid Table 1 Light Accent 2" w:uiPriority="46"/>
+    <w:lsdException w:name="Grid Table 2 Accent 2" w:uiPriority="47"/>
+    <w:lsdException w:name="Grid Table 3 Accent 2" w:uiPriority="48"/>
+    <w:lsdException w:name="Grid Table 4 Accent 2" w:uiPriority="49"/>
+    <w:lsdException w:name="Grid Table 5 Dark Accent 2" w:uiPriority="50"/>
+    <w:lsdException w:name="Grid Table 6 Colorful Accent 2" w:uiPriority="51"/>
+    <w:lsdException w:name="Grid Table 7 Colorful Accent 2" w:uiPriority="52"/>
+    <w:lsdException w:name="Grid Table 1 Light Accent 3" w:uiPriority="46"/>
+    <w:lsdException w:name="Grid Table 2 Accent 3" w:uiPriority="47"/>
+    <w:lsdException w:name="Grid Table 3 Accent 3" w:uiPriority="48"/>
+    <w:lsdException w:name="Grid Table 4 Accent 3" w:uiPriority="49"/>
+    <w:lsdException w:name="Grid Table 5 Dark Accent 3" w:uiPriority="50"/>
+    <w:lsdException w:name="Grid Table 6 Colorful Accent 3" w:uiPriority="51"/>
+    <w:lsdException w:name="Grid Table 7 Colorful Accent 3" w:uiPriority="52"/>
+    <w:lsdException w:name="Grid Table 1 Light Accent 4" w:uiPriority="46"/>
+    <w:lsdException w:name="Grid Table 2 Accent 4" w:uiPriority="47"/>
+    <w:lsdException w:name="Grid Table 3 Accent 4" w:uiPriority="48"/>
+    <w:lsdException w:name="Grid Table 4 Accent 4" w:uiPriority="49"/>
+    <w:lsdException w:name="Grid Table 5 Dark Accent 4" w:uiPriority="50"/>
+    <w:lsdException w:name="Grid Table 6 Colorful Accent 4" w:uiPriority="51"/>
+    <w:lsdException w:name="Grid Table 7 Colorful Accent 4" w:uiPriority="52"/>
+    <w:lsdException w:name="Grid Table 1 Light Accent 5" w:uiPriority="46"/>
+    <w:lsdException w:name="Grid Table 2 Accent 5" w:uiPriority="47"/>
+    <w:lsdException w:name="Grid Table 3 Accent 5" w:uiPriority="48"/>
+    <w:lsdException w:name="Grid Table 4 Accent 5" w:uiPriority="49"/>
+    <w:lsdException w:name="Grid Table 5 Dark Accent 5" w:uiPriority="50"/>
+    <w:lsdException w:name="Grid Table 6 Colorful Accent 5" w:uiPriority="51"/>
+    <w:lsdException w:name="Grid Table 7 Colorful Accent 5" w:uiPriority="52"/>
+    <w:lsdException w:name="Grid Table 1 Light Accent 6" w:uiPriority="46"/>
+    <w:lsdException w:name="Grid Table 2 Accent 6" w:uiPriority="47"/>
+    <w:lsdException w:name="Grid Table 3 Accent 6" w:uiPriority="48"/>
+    <w:lsdException w:name="Grid Table 4 Accent 6" w:uiPriority="49"/>
+    <w:lsdException w:name="Grid Table 5 Dark Accent 6" w:uiPriority="50"/>
+    <w:lsdException w:name="Grid Table 6 Colorful Accent 6" w:uiPriority="51"/>
+    <w:lsdException w:name="Grid Table 7 Colorful Accent 6" w:uiPriority="52"/>
+    <w:lsdException w:name="List Table 1 Light" w:uiPriority="46"/>
+    <w:lsdException w:name="List Table 2" w:uiPriority="47"/>
+    <w:lsdException w:name="List Table 3" w:uiPriority="48"/>
+    <w:lsdException w:name="List Table 4" w:uiPriority="49"/>
+    <w:lsdException w:name="List Table 5 Dark" w:uiPriority="50"/>
+    <w:lsdException w:name="List Table 6 Colorful" w:uiPriority="51"/>
+    <w:lsdException w:name="List Table 7 Colorful" w:uiPriority="52"/>
+    <w:lsdException w:name="List Table 1 Light Accent 1" w:uiPriority="46"/>
+    <w:lsdException w:name="List Table 2 Accent 1" w:uiPriority="47"/>
+    <w:lsdException w:name="List Table 3 Accent 1" w:uiPriority="48"/>
+    <w:lsdException w:name="List Table 4 Accent 1" w:uiPriority="49"/>
+    <w:lsdException w:name="List Table 5 Dark Accent 1" w:uiPriority="50"/>
+    <w:lsdException w:name="List Table 6 Colorful Accent 1" w:uiPriority="51"/>
+    <w:lsdException w:name="List Table 7 Colorful Accent 1" w:uiPriority="52"/>
+    <w:lsdException w:name="List Table 1 Light Accent 2" w:uiPriority="46"/>
+    <w:lsdException w:name="List Table 2 Accent 2" w:uiPriority="47"/>
+    <w:lsdException w:name="List Table 3 Accent 2" w:uiPriority="48"/>
+    <w:lsdException w:name="List Table 4 Accent 2" w:uiPriority="49"/>
+    <w:lsdException w:name="List Table 5 Dark Accent 2" w:uiPriority="50"/>
+    <w:lsdException w:name="List Table 6 Colorful Accent 2" w:uiPriority="51"/>
+    <w:lsdException w:name="List Table 7 Colorful Accent 2" w:uiPriority="52"/>
+    <w:lsdException w:name="List Table 1 Light Accent 3" w:uiPriority="46"/>
+    <w:lsdException w:name="List Table 2 Accent 3" w:uiPriority="47"/>
+    <w:lsdException w:name="List Table 3 Accent 3" w:uiPriority="48"/>
+    <w:lsdException w:name="List Table 4 Accent 3" w:uiPriority="49"/>
+    <w:lsdException w:name="List Table 5 Dark Accent 3" w:uiPriority="50"/>
+    <w:lsdException w:name="List Table 6 Colorful Accent 3" w:uiPriority="51"/>
+    <w:lsdException w:name="List Table 7 Colorful Accent 3" w:uiPriority="52"/>
+    <w:lsdException w:name="List Table 1 Light Accent 4" w:uiPriority="46"/>
+    <w:lsdException w:name="List Table 2 Accent 4" w:uiPriority="47"/>
+    <w:lsdException w:name="List Table 3 Accent 4" w:uiPriority="48"/>
+    <w:lsdException w:name="List Table 4 Accent 4" w:uiPriority="49"/>
+    <w:lsdException w:name="List Table 5 Dark Accent 4" w:uiPriority="50"/>
+    <w:lsdException w:name="List Table 6 Colorful Accent 4" w:uiPriority="51"/>
+    <w:lsdException w:name="List Table 7 Colorful Accent 4" w:uiPriority="52"/>
+    <w:lsdException w:name="List Table 1 Light Accent 5" w:uiPriority="46"/>
+    <w:lsdException w:name="List Table 2 Accent 5" w:uiPriority="47"/>
+    <w:lsdException w:name="List Table 3 Accent 5" w:uiPriority="48"/>
+    <w:lsdException w:name="List Table 4 Accent 5" w:uiPriority="49"/>
+    <w:lsdException w:name="List Table 5 Dark Accent 5" w:uiPriority="50"/>
+    <w:lsdException w:name="List Table 6 Colorful Accent 5" w:uiPriority="51"/>
+    <w:lsdException w:name="List Table 7 Colorful Accent 5" w:uiPriority="52"/>
+    <w:lsdException w:name="List Table 1 Light Accent 6" w:uiPriority="46"/>
+    <w:lsdException w:name="List Table 2 Accent 6" w:uiPriority="47"/>
+    <w:lsdException w:name="List Table 3 Accent 6" w:uiPriority="48"/>
+    <w:lsdException w:name="List Table 4 Accent 6" w:uiPriority="49"/>
+    <w:lsdException w:name="List Table 5 Dark Accent 6" w:uiPriority="50"/>
+    <w:lsdException w:name="List Table 6 Colorful Accent 6" w:uiPriority="51"/>
+    <w:lsdException w:name="List Table 7 Colorful Accent 6" w:uiPriority="52"/>
   </w:latentStyles>
   <w:style w:type="paragraph" w:default="1" w:styleId="a">
     <w:name w:val="Normal"/>
@@ -5702,6 +5435,7 @@
     <w:uiPriority w:val="59"/>
     <w:rsid w:val="00222806"/>
     <w:tblPr>
+      <w:tblInd w:w="0" w:type="dxa"/>
       <w:tblBorders>
         <w:top w:val="single" w:sz="4" w:space="0" w:color="auto"/>
         <w:left w:val="single" w:sz="4" w:space="0" w:color="auto"/>
@@ -5710,332 +5444,12 @@
         <w:insideH w:val="single" w:sz="4" w:space="0" w:color="auto"/>
         <w:insideV w:val="single" w:sz="4" w:space="0" w:color="auto"/>
       </w:tblBorders>
-    </w:tblPr>
-  </w:style>
-  <w:style w:type="character" w:styleId="a5">
-    <w:name w:val="Hyperlink"/>
-    <w:basedOn w:val="a0"/>
-    <w:uiPriority w:val="99"/>
-    <w:unhideWhenUsed/>
-    <w:rsid w:val="00F2225D"/>
-    <w:rPr>
-      <w:color w:val="0000FF" w:themeColor="hyperlink"/>
-      <w:u w:val="single"/>
-    </w:rPr>
-  </w:style>
-  <w:style w:type="paragraph" w:styleId="a6">
-    <w:name w:val="Balloon Text"/>
-    <w:basedOn w:val="a"/>
-    <w:link w:val="a7"/>
-    <w:uiPriority w:val="99"/>
-    <w:semiHidden/>
-    <w:unhideWhenUsed/>
-    <w:rsid w:val="002B5516"/>
-    <w:rPr>
-      <w:rFonts w:asciiTheme="majorHAnsi" w:eastAsiaTheme="majorEastAsia" w:hAnsiTheme="majorHAnsi" w:cstheme="majorBidi"/>
-      <w:sz w:val="18"/>
-      <w:szCs w:val="18"/>
-    </w:rPr>
-  </w:style>
-  <w:style w:type="character" w:customStyle="1" w:styleId="a7">
-    <w:name w:val="註解方塊文字 字元"/>
-    <w:basedOn w:val="a0"/>
-    <w:link w:val="a6"/>
-    <w:uiPriority w:val="99"/>
-    <w:semiHidden/>
-    <w:rsid w:val="002B5516"/>
-    <w:rPr>
-      <w:rFonts w:asciiTheme="majorHAnsi" w:eastAsiaTheme="majorEastAsia" w:hAnsiTheme="majorHAnsi" w:cstheme="majorBidi"/>
-      <w:sz w:val="18"/>
-      <w:szCs w:val="18"/>
-    </w:rPr>
-  </w:style>
-  <w:style w:type="character" w:styleId="a8">
-    <w:name w:val="FollowedHyperlink"/>
-    <w:basedOn w:val="a0"/>
-    <w:uiPriority w:val="99"/>
-    <w:semiHidden/>
-    <w:unhideWhenUsed/>
-    <w:rsid w:val="000510F8"/>
-    <w:rPr>
-      <w:color w:val="800080" w:themeColor="followedHyperlink"/>
-      <w:u w:val="single"/>
-    </w:rPr>
-  </w:style>
-  <w:style w:type="paragraph" w:styleId="a9">
-    <w:name w:val="header"/>
-    <w:basedOn w:val="a"/>
-    <w:link w:val="aa"/>
-    <w:uiPriority w:val="99"/>
-    <w:unhideWhenUsed/>
-    <w:rsid w:val="00A36736"/>
-    <w:pPr>
-      <w:tabs>
-        <w:tab w:val="center" w:pos="4153"/>
-        <w:tab w:val="right" w:pos="8306"/>
-      </w:tabs>
-      <w:snapToGrid w:val="0"/>
-    </w:pPr>
-    <w:rPr>
-      <w:sz w:val="20"/>
-      <w:szCs w:val="20"/>
-    </w:rPr>
-  </w:style>
-  <w:style w:type="character" w:customStyle="1" w:styleId="aa">
-    <w:name w:val="頁首 字元"/>
-    <w:basedOn w:val="a0"/>
-    <w:link w:val="a9"/>
-    <w:uiPriority w:val="99"/>
-    <w:rsid w:val="00A36736"/>
-    <w:rPr>
-      <w:sz w:val="20"/>
-      <w:szCs w:val="20"/>
-    </w:rPr>
-  </w:style>
-  <w:style w:type="paragraph" w:styleId="ab">
-    <w:name w:val="footer"/>
-    <w:basedOn w:val="a"/>
-    <w:link w:val="ac"/>
-    <w:uiPriority w:val="99"/>
-    <w:unhideWhenUsed/>
-    <w:rsid w:val="00A36736"/>
-    <w:pPr>
-      <w:tabs>
-        <w:tab w:val="center" w:pos="4153"/>
-        <w:tab w:val="right" w:pos="8306"/>
-      </w:tabs>
-      <w:snapToGrid w:val="0"/>
-    </w:pPr>
-    <w:rPr>
-      <w:sz w:val="20"/>
-      <w:szCs w:val="20"/>
-    </w:rPr>
-  </w:style>
-  <w:style w:type="character" w:customStyle="1" w:styleId="ac">
-    <w:name w:val="頁尾 字元"/>
-    <w:basedOn w:val="a0"/>
-    <w:link w:val="ab"/>
-    <w:uiPriority w:val="99"/>
-    <w:rsid w:val="00A36736"/>
-    <w:rPr>
-      <w:sz w:val="20"/>
-      <w:szCs w:val="20"/>
-    </w:rPr>
-  </w:style>
-</w:styles>
-</file>
-
-<file path=word/stylesWithEffects.xml><?xml version="1.0" encoding="utf-8"?>
-<w:styles xmlns:wpc="http://schemas.microsoft.com/office/word/2010/wordprocessingCanvas" xmlns:mc="http://schemas.openxmlformats.org/markup-compatibility/2006" xmlns:o="urn:schemas-microsoft-com:office:office" xmlns:r="http://schemas.openxmlformats.org/officeDocument/2006/relationships" xmlns:m="http://schemas.openxmlformats.org/officeDocument/2006/math" xmlns:v="urn:schemas-microsoft-com:vml" xmlns:wp14="http://schemas.microsoft.com/office/word/2010/wordprocessingDrawing" xmlns:wp="http://schemas.openxmlformats.org/drawingml/2006/wordprocessingDrawing" xmlns:w10="urn:schemas-microsoft-com:office:word" xmlns:w="http://schemas.openxmlformats.org/wordprocessingml/2006/main" xmlns:w14="http://schemas.microsoft.com/office/word/2010/wordml" xmlns:wpg="http://schemas.microsoft.com/office/word/2010/wordprocessingGroup" xmlns:wpi="http://schemas.microsoft.com/office/word/2010/wordprocessingInk" xmlns:wne="http://schemas.microsoft.com/office/word/2006/wordml" xmlns:wps="http://schemas.microsoft.com/office/word/2010/wordprocessingShape" mc:Ignorable="w14 wp14">
-  <w:docDefaults>
-    <w:rPrDefault>
-      <w:rPr>
-        <w:rFonts w:asciiTheme="minorHAnsi" w:eastAsiaTheme="minorEastAsia" w:hAnsiTheme="minorHAnsi" w:cstheme="minorBidi"/>
-        <w:kern w:val="2"/>
-        <w:sz w:val="24"/>
-        <w:szCs w:val="22"/>
-        <w:lang w:val="en-US" w:eastAsia="zh-TW" w:bidi="ar-SA"/>
-      </w:rPr>
-    </w:rPrDefault>
-    <w:pPrDefault/>
-  </w:docDefaults>
-  <w:latentStyles w:defLockedState="0" w:defUIPriority="99" w:defSemiHidden="1" w:defUnhideWhenUsed="1" w:defQFormat="0" w:count="267">
-    <w:lsdException w:name="Normal" w:semiHidden="0" w:uiPriority="0" w:unhideWhenUsed="0" w:qFormat="1"/>
-    <w:lsdException w:name="heading 1" w:semiHidden="0" w:uiPriority="9" w:unhideWhenUsed="0" w:qFormat="1"/>
-    <w:lsdException w:name="heading 2" w:uiPriority="9" w:qFormat="1"/>
-    <w:lsdException w:name="heading 3" w:uiPriority="9" w:qFormat="1"/>
-    <w:lsdException w:name="heading 4" w:uiPriority="9" w:qFormat="1"/>
-    <w:lsdException w:name="heading 5" w:uiPriority="9" w:qFormat="1"/>
-    <w:lsdException w:name="heading 6" w:uiPriority="9" w:qFormat="1"/>
-    <w:lsdException w:name="heading 7" w:uiPriority="9" w:qFormat="1"/>
-    <w:lsdException w:name="heading 8" w:uiPriority="9" w:qFormat="1"/>
-    <w:lsdException w:name="heading 9" w:uiPriority="9" w:qFormat="1"/>
-    <w:lsdException w:name="toc 1" w:uiPriority="39"/>
-    <w:lsdException w:name="toc 2" w:uiPriority="39"/>
-    <w:lsdException w:name="toc 3" w:uiPriority="39"/>
-    <w:lsdException w:name="toc 4" w:uiPriority="39"/>
-    <w:lsdException w:name="toc 5" w:uiPriority="39"/>
-    <w:lsdException w:name="toc 6" w:uiPriority="39"/>
-    <w:lsdException w:name="toc 7" w:uiPriority="39"/>
-    <w:lsdException w:name="toc 8" w:uiPriority="39"/>
-    <w:lsdException w:name="toc 9" w:uiPriority="39"/>
-    <w:lsdException w:name="caption" w:uiPriority="35" w:qFormat="1"/>
-    <w:lsdException w:name="Title" w:semiHidden="0" w:uiPriority="10" w:unhideWhenUsed="0" w:qFormat="1"/>
-    <w:lsdException w:name="Default Paragraph Font" w:uiPriority="1"/>
-    <w:lsdException w:name="Subtitle" w:semiHidden="0" w:uiPriority="11" w:unhideWhenUsed="0" w:qFormat="1"/>
-    <w:lsdException w:name="Strong" w:semiHidden="0" w:uiPriority="22" w:unhideWhenUsed="0" w:qFormat="1"/>
-    <w:lsdException w:name="Emphasis" w:semiHidden="0" w:uiPriority="20" w:unhideWhenUsed="0" w:qFormat="1"/>
-    <w:lsdException w:name="Table Grid" w:semiHidden="0" w:uiPriority="59" w:unhideWhenUsed="0"/>
-    <w:lsdException w:name="Placeholder Text" w:unhideWhenUsed="0"/>
-    <w:lsdException w:name="No Spacing" w:semiHidden="0" w:uiPriority="1" w:unhideWhenUsed="0" w:qFormat="1"/>
-    <w:lsdException w:name="Light Shading" w:semiHidden="0" w:uiPriority="60" w:unhideWhenUsed="0"/>
-    <w:lsdException w:name="Light List" w:semiHidden="0" w:uiPriority="61" w:unhideWhenUsed="0"/>
-    <w:lsdException w:name="Light Grid" w:semiHidden="0" w:uiPriority="62" w:unhideWhenUsed="0"/>
-    <w:lsdException w:name="Medium Shading 1" w:semiHidden="0" w:uiPriority="63" w:unhideWhenUsed="0"/>
-    <w:lsdException w:name="Medium Shading 2" w:semiHidden="0" w:uiPriority="64" w:unhideWhenUsed="0"/>
-    <w:lsdException w:name="Medium List 1" w:semiHidden="0" w:uiPriority="65" w:unhideWhenUsed="0"/>
-    <w:lsdException w:name="Medium List 2" w:semiHidden="0" w:uiPriority="66" w:unhideWhenUsed="0"/>
-    <w:lsdException w:name="Medium Grid 1" w:semiHidden="0" w:uiPriority="67" w:unhideWhenUsed="0"/>
-    <w:lsdException w:name="Medium Grid 2" w:semiHidden="0" w:uiPriority="68" w:unhideWhenUsed="0"/>
-    <w:lsdException w:name="Medium Grid 3" w:semiHidden="0" w:uiPriority="69" w:unhideWhenUsed="0"/>
-    <w:lsdException w:name="Dark List" w:semiHidden="0" w:uiPriority="70" w:unhideWhenUsed="0"/>
-    <w:lsdException w:name="Colorful Shading" w:semiHidden="0" w:uiPriority="71" w:unhideWhenUsed="0"/>
-    <w:lsdException w:name="Colorful List" w:semiHidden="0" w:uiPriority="72" w:unhideWhenUsed="0"/>
-    <w:lsdException w:name="Colorful Grid" w:semiHidden="0" w:uiPriority="73" w:unhideWhenUsed="0"/>
-    <w:lsdException w:name="Light Shading Accent 1" w:semiHidden="0" w:uiPriority="60" w:unhideWhenUsed="0"/>
-    <w:lsdException w:name="Light List Accent 1" w:semiHidden="0" w:uiPriority="61" w:unhideWhenUsed="0"/>
-    <w:lsdException w:name="Light Grid Accent 1" w:semiHidden="0" w:uiPriority="62" w:unhideWhenUsed="0"/>
-    <w:lsdException w:name="Medium Shading 1 Accent 1" w:semiHidden="0" w:uiPriority="63" w:unhideWhenUsed="0"/>
-    <w:lsdException w:name="Medium Shading 2 Accent 1" w:semiHidden="0" w:uiPriority="64" w:unhideWhenUsed="0"/>
-    <w:lsdException w:name="Medium List 1 Accent 1" w:semiHidden="0" w:uiPriority="65" w:unhideWhenUsed="0"/>
-    <w:lsdException w:name="Revision" w:unhideWhenUsed="0"/>
-    <w:lsdException w:name="List Paragraph" w:semiHidden="0" w:uiPriority="34" w:unhideWhenUsed="0" w:qFormat="1"/>
-    <w:lsdException w:name="Quote" w:semiHidden="0" w:uiPriority="29" w:unhideWhenUsed="0" w:qFormat="1"/>
-    <w:lsdException w:name="Intense Quote" w:semiHidden="0" w:uiPriority="30" w:unhideWhenUsed="0" w:qFormat="1"/>
-    <w:lsdException w:name="Medium List 2 Accent 1" w:semiHidden="0" w:uiPriority="66" w:unhideWhenUsed="0"/>
-    <w:lsdException w:name="Medium Grid 1 Accent 1" w:semiHidden="0" w:uiPriority="67" w:unhideWhenUsed="0"/>
-    <w:lsdException w:name="Medium Grid 2 Accent 1" w:semiHidden="0" w:uiPriority="68" w:unhideWhenUsed="0"/>
-    <w:lsdException w:name="Medium Grid 3 Accent 1" w:semiHidden="0" w:uiPriority="69" w:unhideWhenUsed="0"/>
-    <w:lsdException w:name="Dark List Accent 1" w:semiHidden="0" w:uiPriority="70" w:unhideWhenUsed="0"/>
-    <w:lsdException w:name="Colorful Shading Accent 1" w:semiHidden="0" w:uiPriority="71" w:unhideWhenUsed="0"/>
-    <w:lsdException w:name="Colorful List Accent 1" w:semiHidden="0" w:uiPriority="72" w:unhideWhenUsed="0"/>
-    <w:lsdException w:name="Colorful Grid Accent 1" w:semiHidden="0" w:uiPriority="73" w:unhideWhenUsed="0"/>
-    <w:lsdException w:name="Light Shading Accent 2" w:semiHidden="0" w:uiPriority="60" w:unhideWhenUsed="0"/>
-    <w:lsdException w:name="Light List Accent 2" w:semiHidden="0" w:uiPriority="61" w:unhideWhenUsed="0"/>
-    <w:lsdException w:name="Light Grid Accent 2" w:semiHidden="0" w:uiPriority="62" w:unhideWhenUsed="0"/>
-    <w:lsdException w:name="Medium Shading 1 Accent 2" w:semiHidden="0" w:uiPriority="63" w:unhideWhenUsed="0"/>
-    <w:lsdException w:name="Medium Shading 2 Accent 2" w:semiHidden="0" w:uiPriority="64" w:unhideWhenUsed="0"/>
-    <w:lsdException w:name="Medium List 1 Accent 2" w:semiHidden="0" w:uiPriority="65" w:unhideWhenUsed="0"/>
-    <w:lsdException w:name="Medium List 2 Accent 2" w:semiHidden="0" w:uiPriority="66" w:unhideWhenUsed="0"/>
-    <w:lsdException w:name="Medium Grid 1 Accent 2" w:semiHidden="0" w:uiPriority="67" w:unhideWhenUsed="0"/>
-    <w:lsdException w:name="Medium Grid 2 Accent 2" w:semiHidden="0" w:uiPriority="68" w:unhideWhenUsed="0"/>
-    <w:lsdException w:name="Medium Grid 3 Accent 2" w:semiHidden="0" w:uiPriority="69" w:unhideWhenUsed="0"/>
-    <w:lsdException w:name="Dark List Accent 2" w:semiHidden="0" w:uiPriority="70" w:unhideWhenUsed="0"/>
-    <w:lsdException w:name="Colorful Shading Accent 2" w:semiHidden="0" w:uiPriority="71" w:unhideWhenUsed="0"/>
-    <w:lsdException w:name="Colorful List Accent 2" w:semiHidden="0" w:uiPriority="72" w:unhideWhenUsed="0"/>
-    <w:lsdException w:name="Colorful Grid Accent 2" w:semiHidden="0" w:uiPriority="73" w:unhideWhenUsed="0"/>
-    <w:lsdException w:name="Light Shading Accent 3" w:semiHidden="0" w:uiPriority="60" w:unhideWhenUsed="0"/>
-    <w:lsdException w:name="Light List Accent 3" w:semiHidden="0" w:uiPriority="61" w:unhideWhenUsed="0"/>
-    <w:lsdException w:name="Light Grid Accent 3" w:semiHidden="0" w:uiPriority="62" w:unhideWhenUsed="0"/>
-    <w:lsdException w:name="Medium Shading 1 Accent 3" w:semiHidden="0" w:uiPriority="63" w:unhideWhenUsed="0"/>
-    <w:lsdException w:name="Medium Shading 2 Accent 3" w:semiHidden="0" w:uiPriority="64" w:unhideWhenUsed="0"/>
-    <w:lsdException w:name="Medium List 1 Accent 3" w:semiHidden="0" w:uiPriority="65" w:unhideWhenUsed="0"/>
-    <w:lsdException w:name="Medium List 2 Accent 3" w:semiHidden="0" w:uiPriority="66" w:unhideWhenUsed="0"/>
-    <w:lsdException w:name="Medium Grid 1 Accent 3" w:semiHidden="0" w:uiPriority="67" w:unhideWhenUsed="0"/>
-    <w:lsdException w:name="Medium Grid 2 Accent 3" w:semiHidden="0" w:uiPriority="68" w:unhideWhenUsed="0"/>
-    <w:lsdException w:name="Medium Grid 3 Accent 3" w:semiHidden="0" w:uiPriority="69" w:unhideWhenUsed="0"/>
-    <w:lsdException w:name="Dark List Accent 3" w:semiHidden="0" w:uiPriority="70" w:unhideWhenUsed="0"/>
-    <w:lsdException w:name="Colorful Shading Accent 3" w:semiHidden="0" w:uiPriority="71" w:unhideWhenUsed="0"/>
-    <w:lsdException w:name="Colorful List Accent 3" w:semiHidden="0" w:uiPriority="72" w:unhideWhenUsed="0"/>
-    <w:lsdException w:name="Colorful Grid Accent 3" w:semiHidden="0" w:uiPriority="73" w:unhideWhenUsed="0"/>
-    <w:lsdException w:name="Light Shading Accent 4" w:semiHidden="0" w:uiPriority="60" w:unhideWhenUsed="0"/>
-    <w:lsdException w:name="Light List Accent 4" w:semiHidden="0" w:uiPriority="61" w:unhideWhenUsed="0"/>
-    <w:lsdException w:name="Light Grid Accent 4" w:semiHidden="0" w:uiPriority="62" w:unhideWhenUsed="0"/>
-    <w:lsdException w:name="Medium Shading 1 Accent 4" w:semiHidden="0" w:uiPriority="63" w:unhideWhenUsed="0"/>
-    <w:lsdException w:name="Medium Shading 2 Accent 4" w:semiHidden="0" w:uiPriority="64" w:unhideWhenUsed="0"/>
-    <w:lsdException w:name="Medium List 1 Accent 4" w:semiHidden="0" w:uiPriority="65" w:unhideWhenUsed="0"/>
-    <w:lsdException w:name="Medium List 2 Accent 4" w:semiHidden="0" w:uiPriority="66" w:unhideWhenUsed="0"/>
-    <w:lsdException w:name="Medium Grid 1 Accent 4" w:semiHidden="0" w:uiPriority="67" w:unhideWhenUsed="0"/>
-    <w:lsdException w:name="Medium Grid 2 Accent 4" w:semiHidden="0" w:uiPriority="68" w:unhideWhenUsed="0"/>
-    <w:lsdException w:name="Medium Grid 3 Accent 4" w:semiHidden="0" w:uiPriority="69" w:unhideWhenUsed="0"/>
-    <w:lsdException w:name="Dark List Accent 4" w:semiHidden="0" w:uiPriority="70" w:unhideWhenUsed="0"/>
-    <w:lsdException w:name="Colorful Shading Accent 4" w:semiHidden="0" w:uiPriority="71" w:unhideWhenUsed="0"/>
-    <w:lsdException w:name="Colorful List Accent 4" w:semiHidden="0" w:uiPriority="72" w:unhideWhenUsed="0"/>
-    <w:lsdException w:name="Colorful Grid Accent 4" w:semiHidden="0" w:uiPriority="73" w:unhideWhenUsed="0"/>
-    <w:lsdException w:name="Light Shading Accent 5" w:semiHidden="0" w:uiPriority="60" w:unhideWhenUsed="0"/>
-    <w:lsdException w:name="Light List Accent 5" w:semiHidden="0" w:uiPriority="61" w:unhideWhenUsed="0"/>
-    <w:lsdException w:name="Light Grid Accent 5" w:semiHidden="0" w:uiPriority="62" w:unhideWhenUsed="0"/>
-    <w:lsdException w:name="Medium Shading 1 Accent 5" w:semiHidden="0" w:uiPriority="63" w:unhideWhenUsed="0"/>
-    <w:lsdException w:name="Medium Shading 2 Accent 5" w:semiHidden="0" w:uiPriority="64" w:unhideWhenUsed="0"/>
-    <w:lsdException w:name="Medium List 1 Accent 5" w:semiHidden="0" w:uiPriority="65" w:unhideWhenUsed="0"/>
-    <w:lsdException w:name="Medium List 2 Accent 5" w:semiHidden="0" w:uiPriority="66" w:unhideWhenUsed="0"/>
-    <w:lsdException w:name="Medium Grid 1 Accent 5" w:semiHidden="0" w:uiPriority="67" w:unhideWhenUsed="0"/>
-    <w:lsdException w:name="Medium Grid 2 Accent 5" w:semiHidden="0" w:uiPriority="68" w:unhideWhenUsed="0"/>
-    <w:lsdException w:name="Medium Grid 3 Accent 5" w:semiHidden="0" w:uiPriority="69" w:unhideWhenUsed="0"/>
-    <w:lsdException w:name="Dark List Accent 5" w:semiHidden="0" w:uiPriority="70" w:unhideWhenUsed="0"/>
-    <w:lsdException w:name="Colorful Shading Accent 5" w:semiHidden="0" w:uiPriority="71" w:unhideWhenUsed="0"/>
-    <w:lsdException w:name="Colorful List Accent 5" w:semiHidden="0" w:uiPriority="72" w:unhideWhenUsed="0"/>
-    <w:lsdException w:name="Colorful Grid Accent 5" w:semiHidden="0" w:uiPriority="73" w:unhideWhenUsed="0"/>
-    <w:lsdException w:name="Light Shading Accent 6" w:semiHidden="0" w:uiPriority="60" w:unhideWhenUsed="0"/>
-    <w:lsdException w:name="Light List Accent 6" w:semiHidden="0" w:uiPriority="61" w:unhideWhenUsed="0"/>
-    <w:lsdException w:name="Light Grid Accent 6" w:semiHidden="0" w:uiPriority="62" w:unhideWhenUsed="0"/>
-    <w:lsdException w:name="Medium Shading 1 Accent 6" w:semiHidden="0" w:uiPriority="63" w:unhideWhenUsed="0"/>
-    <w:lsdException w:name="Medium Shading 2 Accent 6" w:semiHidden="0" w:uiPriority="64" w:unhideWhenUsed="0"/>
-    <w:lsdException w:name="Medium List 1 Accent 6" w:semiHidden="0" w:uiPriority="65" w:unhideWhenUsed="0"/>
-    <w:lsdException w:name="Medium List 2 Accent 6" w:semiHidden="0" w:uiPriority="66" w:unhideWhenUsed="0"/>
-    <w:lsdException w:name="Medium Grid 1 Accent 6" w:semiHidden="0" w:uiPriority="67" w:unhideWhenUsed="0"/>
-    <w:lsdException w:name="Medium Grid 2 Accent 6" w:semiHidden="0" w:uiPriority="68" w:unhideWhenUsed="0"/>
-    <w:lsdException w:name="Medium Grid 3 Accent 6" w:semiHidden="0" w:uiPriority="69" w:unhideWhenUsed="0"/>
-    <w:lsdException w:name="Dark List Accent 6" w:semiHidden="0" w:uiPriority="70" w:unhideWhenUsed="0"/>
-    <w:lsdException w:name="Colorful Shading Accent 6" w:semiHidden="0" w:uiPriority="71" w:unhideWhenUsed="0"/>
-    <w:lsdException w:name="Colorful List Accent 6" w:semiHidden="0" w:uiPriority="72" w:unhideWhenUsed="0"/>
-    <w:lsdException w:name="Colorful Grid Accent 6" w:semiHidden="0" w:uiPriority="73" w:unhideWhenUsed="0"/>
-    <w:lsdException w:name="Subtle Emphasis" w:semiHidden="0" w:uiPriority="19" w:unhideWhenUsed="0" w:qFormat="1"/>
-    <w:lsdException w:name="Intense Emphasis" w:semiHidden="0" w:uiPriority="21" w:unhideWhenUsed="0" w:qFormat="1"/>
-    <w:lsdException w:name="Subtle Reference" w:semiHidden="0" w:uiPriority="31" w:unhideWhenUsed="0" w:qFormat="1"/>
-    <w:lsdException w:name="Intense Reference" w:semiHidden="0" w:uiPriority="32" w:unhideWhenUsed="0" w:qFormat="1"/>
-    <w:lsdException w:name="Book Title" w:semiHidden="0" w:uiPriority="33" w:unhideWhenUsed="0" w:qFormat="1"/>
-    <w:lsdException w:name="Bibliography" w:uiPriority="37"/>
-    <w:lsdException w:name="TOC Heading" w:uiPriority="39" w:qFormat="1"/>
-  </w:latentStyles>
-  <w:style w:type="paragraph" w:default="1" w:styleId="a">
-    <w:name w:val="Normal"/>
-    <w:qFormat/>
-    <w:pPr>
-      <w:widowControl w:val="0"/>
-    </w:pPr>
-  </w:style>
-  <w:style w:type="character" w:default="1" w:styleId="a0">
-    <w:name w:val="Default Paragraph Font"/>
-    <w:uiPriority w:val="1"/>
-    <w:semiHidden/>
-    <w:unhideWhenUsed/>
-  </w:style>
-  <w:style w:type="table" w:default="1" w:styleId="a1">
-    <w:name w:val="Normal Table"/>
-    <w:uiPriority w:val="99"/>
-    <w:semiHidden/>
-    <w:unhideWhenUsed/>
-    <w:tblPr>
-      <w:tblInd w:w="0" w:type="dxa"/>
       <w:tblCellMar>
         <w:top w:w="0" w:type="dxa"/>
         <w:left w:w="108" w:type="dxa"/>
         <w:bottom w:w="0" w:type="dxa"/>
         <w:right w:w="108" w:type="dxa"/>
       </w:tblCellMar>
-    </w:tblPr>
-  </w:style>
-  <w:style w:type="numbering" w:default="1" w:styleId="a2">
-    <w:name w:val="No List"/>
-    <w:uiPriority w:val="99"/>
-    <w:semiHidden/>
-    <w:unhideWhenUsed/>
-  </w:style>
-  <w:style w:type="paragraph" w:styleId="a3">
-    <w:name w:val="List Paragraph"/>
-    <w:basedOn w:val="a"/>
-    <w:uiPriority w:val="34"/>
-    <w:qFormat/>
-    <w:rsid w:val="00222806"/>
-    <w:pPr>
-      <w:ind w:leftChars="200" w:left="480"/>
-    </w:pPr>
-  </w:style>
-  <w:style w:type="table" w:styleId="a4">
-    <w:name w:val="Table Grid"/>
-    <w:basedOn w:val="a1"/>
-    <w:uiPriority w:val="59"/>
-    <w:rsid w:val="00222806"/>
-    <w:tblPr>
-      <w:tblBorders>
-        <w:top w:val="single" w:sz="4" w:space="0" w:color="auto"/>
-        <w:left w:val="single" w:sz="4" w:space="0" w:color="auto"/>
-        <w:bottom w:val="single" w:sz="4" w:space="0" w:color="auto"/>
-        <w:right w:val="single" w:sz="4" w:space="0" w:color="auto"/>
-        <w:insideH w:val="single" w:sz="4" w:space="0" w:color="auto"/>
-        <w:insideV w:val="single" w:sz="4" w:space="0" w:color="auto"/>
-      </w:tblBorders>
     </w:tblPr>
   </w:style>
   <w:style w:type="character" w:styleId="a5">
@@ -6441,7 +5855,7 @@
 </file>
 
 <file path=customXml/itemProps1.xml><?xml version="1.0" encoding="utf-8"?>
-<ds:datastoreItem xmlns:ds="http://schemas.openxmlformats.org/officeDocument/2006/customXml" ds:itemID="{1FC96F54-1BF0-4315-8C7A-08CEB4AE1B0A}">
+<ds:datastoreItem xmlns:ds="http://schemas.openxmlformats.org/officeDocument/2006/customXml" ds:itemID="{FAFD655B-33FE-4415-9B8F-850F79DE54EC}">
   <ds:schemaRefs>
     <ds:schemaRef ds:uri="http://schemas.openxmlformats.org/officeDocument/2006/bibliography"/>
   </ds:schemaRefs>
